--- a/lessons/3-1/downloads/3-1-notes-l1.docx
+++ b/lessons/3-1/downloads/3-1-notes-l1.docx
@@ -877,7 +877,7 @@
                 <w:sz w:val="18"/>
                 <w:szCs w:val="18"/>
               </w:rPr>
-              <w:t xml:space="preserve">3 cups flour : 2 cups sugar (ingredient to ingredient)</w:t>
+              <w:t xml:space="preserve">3 teal counters to 5 amber counters → 3:5</w:t>
             </w:r>
           </w:p>
         </w:tc>
@@ -1031,7 +1031,7 @@
                 <w:sz w:val="18"/>
                 <w:szCs w:val="18"/>
               </w:rPr>
-              <w:t xml:space="preserve">3 cups flour out of 5 cups total → 3:5</w:t>
+              <w:t xml:space="preserve">3 teal counters out of 8 counters in all → 3:8</w:t>
             </w:r>
           </w:p>
         </w:tc>
@@ -1499,6 +1499,468 @@
         </w:tc>
       </w:tr>
     </w:tbl>
+    <w:tbl>
+      <w:tblPr>
+        <w:tblW w:type="pct" w:w="100%"/>
+        <w:tblBorders>
+          <w:top w:val="none" w:color="FFFFFF" w:sz="0"/>
+          <w:left w:val="none" w:color="FFFFFF" w:sz="0"/>
+          <w:bottom w:val="single" w:color="C7D2DD" w:sz="4"/>
+          <w:right w:val="none" w:color="FFFFFF" w:sz="0"/>
+          <w:insideH w:val="none" w:color="FFFFFF" w:sz="0"/>
+          <w:insideV w:val="none" w:color="FFFFFF" w:sz="0"/>
+        </w:tblBorders>
+      </w:tblPr>
+      <w:tblGrid>
+        <w:gridCol w:w="1800"/>
+        <w:gridCol w:w="7560"/>
+      </w:tblGrid>
+      <w:tr>
+        <w:trPr>
+          <w:cantSplit/>
+        </w:trPr>
+        <w:tc>
+          <w:tcPr>
+            <w:tcW w:type="dxa" w:w="1800"/>
+            <w:tcMar>
+              <w:top w:type="dxa" w:w="100"/>
+              <w:left w:type="dxa" w:w="40"/>
+              <w:bottom w:type="dxa" w:w="100"/>
+              <w:right w:type="dxa" w:w="120"/>
+            </w:tcMar>
+            <w:vAlign w:val="center"/>
+          </w:tcPr>
+          <w:p>
+            <w:pPr>
+              <w:spacing w:after="0"/>
+              <w:jc w:val="center"/>
+            </w:pPr>
+            <w:r>
+              <w:drawing>
+                <wp:inline distT="0" distB="0" distL="0" distR="0">
+                  <wp:extent cx="1047750" cy="790575"/>
+                  <wp:effectExtent t="0" r="0" b="0" l="0"/>
+                  <wp:docPr id="1" name="" descr="" title=""/>
+                  <wp:cNvGraphicFramePr>
+                    <a:graphicFrameLocks xmlns:a="http://schemas.openxmlformats.org/drawingml/2006/main" noChangeAspect="1"/>
+                  </wp:cNvGraphicFramePr>
+                  <a:graphic xmlns:a="http://schemas.openxmlformats.org/drawingml/2006/main">
+                    <a:graphicData uri="http://schemas.openxmlformats.org/drawingml/2006/picture">
+                      <pic:pic xmlns:pic="http://schemas.openxmlformats.org/drawingml/2006/picture">
+                        <pic:nvPicPr>
+                          <pic:cNvPr id="0" name="" descr=""/>
+                          <pic:cNvPicPr>
+                            <a:picLocks noChangeAspect="1" noChangeArrowheads="1"/>
+                          </pic:cNvPicPr>
+                        </pic:nvPicPr>
+                        <pic:blipFill>
+                          <a:blip r:embed="rId15" cstate="none"/>
+                          <a:srcRect/>
+                          <a:stretch>
+                            <a:fillRect/>
+                          </a:stretch>
+                        </pic:blipFill>
+                        <pic:spPr bwMode="auto">
+                          <a:xfrm>
+                            <a:off x="0" y="0"/>
+                            <a:ext cx="1047750" cy="790575"/>
+                          </a:xfrm>
+                          <a:prstGeom prst="rect">
+                            <a:avLst/>
+                          </a:prstGeom>
+                        </pic:spPr>
+                      </pic:pic>
+                    </a:graphicData>
+                  </a:graphic>
+                </wp:inline>
+              </w:drawing>
+            </w:r>
+          </w:p>
+        </w:tc>
+        <w:tc>
+          <w:tcPr>
+            <w:tcW w:type="dxa" w:w="7560"/>
+            <w:tcMar>
+              <w:top w:type="dxa" w:w="100"/>
+              <w:left w:type="dxa" w:w="40"/>
+              <w:bottom w:type="dxa" w:w="100"/>
+              <w:right w:type="dxa" w:w="40"/>
+            </w:tcMar>
+            <w:vAlign w:val="center"/>
+          </w:tcPr>
+          <w:p>
+            <w:pPr>
+              <w:spacing w:after="50"/>
+            </w:pPr>
+            <w:r>
+              <w:rPr>
+                <w:b/>
+                <w:bCs/>
+                <w:color w:val="12355B"/>
+                <w:sz w:val="24"/>
+                <w:szCs w:val="24"/>
+              </w:rPr>
+              <w:t xml:space="preserve">Term</w:t>
+            </w:r>
+            <w:r>
+              <w:rPr>
+                <w:i/>
+                <w:iCs/>
+                <w:color w:val="5F6F80"/>
+                <w:sz w:val="19"/>
+                <w:szCs w:val="19"/>
+              </w:rPr>
+              <w:t xml:space="preserve">   Término</w:t>
+            </w:r>
+          </w:p>
+          <w:p>
+            <w:pPr>
+              <w:spacing w:after="40"/>
+            </w:pPr>
+            <w:r>
+              <w:rPr>
+                <w:sz w:val="21"/>
+                <w:szCs w:val="21"/>
+              </w:rPr>
+              <w:t xml:space="preserve">One of the two numbers in a ratio.</w:t>
+            </w:r>
+          </w:p>
+          <w:p>
+            <w:pPr>
+              <w:spacing w:after="0"/>
+            </w:pPr>
+            <w:r>
+              <w:rPr>
+                <w:b/>
+                <w:bCs/>
+                <w:color w:val="1FA6A2"/>
+                <w:sz w:val="18"/>
+                <w:szCs w:val="18"/>
+              </w:rPr>
+              <w:t xml:space="preserve">Example:  </w:t>
+            </w:r>
+            <w:r>
+              <w:rPr>
+                <w:i/>
+                <w:iCs/>
+                <w:color w:val="5F6F80"/>
+                <w:sz w:val="18"/>
+                <w:szCs w:val="18"/>
+              </w:rPr>
+              <w:t xml:space="preserve">In 3 : 5, the terms are 3 and 5.</w:t>
+            </w:r>
+          </w:p>
+        </w:tc>
+      </w:tr>
+    </w:tbl>
+    <w:tbl>
+      <w:tblPr>
+        <w:tblW w:type="pct" w:w="100%"/>
+        <w:tblBorders>
+          <w:top w:val="none" w:color="FFFFFF" w:sz="0"/>
+          <w:left w:val="none" w:color="FFFFFF" w:sz="0"/>
+          <w:bottom w:val="single" w:color="C7D2DD" w:sz="4"/>
+          <w:right w:val="none" w:color="FFFFFF" w:sz="0"/>
+          <w:insideH w:val="none" w:color="FFFFFF" w:sz="0"/>
+          <w:insideV w:val="none" w:color="FFFFFF" w:sz="0"/>
+        </w:tblBorders>
+      </w:tblPr>
+      <w:tblGrid>
+        <w:gridCol w:w="1800"/>
+        <w:gridCol w:w="7560"/>
+      </w:tblGrid>
+      <w:tr>
+        <w:trPr>
+          <w:cantSplit/>
+        </w:trPr>
+        <w:tc>
+          <w:tcPr>
+            <w:tcW w:type="dxa" w:w="1800"/>
+            <w:tcMar>
+              <w:top w:type="dxa" w:w="100"/>
+              <w:left w:type="dxa" w:w="40"/>
+              <w:bottom w:type="dxa" w:w="100"/>
+              <w:right w:type="dxa" w:w="120"/>
+            </w:tcMar>
+            <w:vAlign w:val="center"/>
+          </w:tcPr>
+          <w:p>
+            <w:pPr>
+              <w:spacing w:after="0"/>
+              <w:jc w:val="center"/>
+            </w:pPr>
+            <w:r>
+              <w:drawing>
+                <wp:inline distT="0" distB="0" distL="0" distR="0">
+                  <wp:extent cx="1047750" cy="790575"/>
+                  <wp:effectExtent t="0" r="0" b="0" l="0"/>
+                  <wp:docPr id="1" name="" descr="" title=""/>
+                  <wp:cNvGraphicFramePr>
+                    <a:graphicFrameLocks xmlns:a="http://schemas.openxmlformats.org/drawingml/2006/main" noChangeAspect="1"/>
+                  </wp:cNvGraphicFramePr>
+                  <a:graphic xmlns:a="http://schemas.openxmlformats.org/drawingml/2006/main">
+                    <a:graphicData uri="http://schemas.openxmlformats.org/drawingml/2006/picture">
+                      <pic:pic xmlns:pic="http://schemas.openxmlformats.org/drawingml/2006/picture">
+                        <pic:nvPicPr>
+                          <pic:cNvPr id="0" name="" descr=""/>
+                          <pic:cNvPicPr>
+                            <a:picLocks noChangeAspect="1" noChangeArrowheads="1"/>
+                          </pic:cNvPicPr>
+                        </pic:nvPicPr>
+                        <pic:blipFill>
+                          <a:blip r:embed="rId16" cstate="none"/>
+                          <a:srcRect/>
+                          <a:stretch>
+                            <a:fillRect/>
+                          </a:stretch>
+                        </pic:blipFill>
+                        <pic:spPr bwMode="auto">
+                          <a:xfrm>
+                            <a:off x="0" y="0"/>
+                            <a:ext cx="1047750" cy="790575"/>
+                          </a:xfrm>
+                          <a:prstGeom prst="rect">
+                            <a:avLst/>
+                          </a:prstGeom>
+                        </pic:spPr>
+                      </pic:pic>
+                    </a:graphicData>
+                  </a:graphic>
+                </wp:inline>
+              </w:drawing>
+            </w:r>
+          </w:p>
+        </w:tc>
+        <w:tc>
+          <w:tcPr>
+            <w:tcW w:type="dxa" w:w="7560"/>
+            <w:tcMar>
+              <w:top w:type="dxa" w:w="100"/>
+              <w:left w:type="dxa" w:w="40"/>
+              <w:bottom w:type="dxa" w:w="100"/>
+              <w:right w:type="dxa" w:w="40"/>
+            </w:tcMar>
+            <w:vAlign w:val="center"/>
+          </w:tcPr>
+          <w:p>
+            <w:pPr>
+              <w:spacing w:after="50"/>
+            </w:pPr>
+            <w:r>
+              <w:rPr>
+                <w:b/>
+                <w:bCs/>
+                <w:color w:val="12355B"/>
+                <w:sz w:val="24"/>
+                <w:szCs w:val="24"/>
+              </w:rPr>
+              <w:t xml:space="preserve">Simplest form</w:t>
+            </w:r>
+            <w:r>
+              <w:rPr>
+                <w:i/>
+                <w:iCs/>
+                <w:color w:val="5F6F80"/>
+                <w:sz w:val="19"/>
+                <w:szCs w:val="19"/>
+              </w:rPr>
+              <w:t xml:space="preserve">   Forma más simple</w:t>
+            </w:r>
+          </w:p>
+          <w:p>
+            <w:pPr>
+              <w:spacing w:after="40"/>
+            </w:pPr>
+            <w:r>
+              <w:rPr>
+                <w:sz w:val="21"/>
+                <w:szCs w:val="21"/>
+              </w:rPr>
+              <w:t xml:space="preserve">A ratio whose terms have been divided by the largest number that divides both.</w:t>
+            </w:r>
+          </w:p>
+          <w:p>
+            <w:pPr>
+              <w:spacing w:after="0"/>
+            </w:pPr>
+            <w:r>
+              <w:rPr>
+                <w:b/>
+                <w:bCs/>
+                <w:color w:val="1FA6A2"/>
+                <w:sz w:val="18"/>
+                <w:szCs w:val="18"/>
+              </w:rPr>
+              <w:t xml:space="preserve">Example:  </w:t>
+            </w:r>
+            <w:r>
+              <w:rPr>
+                <w:i/>
+                <w:iCs/>
+                <w:color w:val="5F6F80"/>
+                <w:sz w:val="18"/>
+                <w:szCs w:val="18"/>
+              </w:rPr>
+              <w:t xml:space="preserve">6 : 9 → 2 : 3</w:t>
+            </w:r>
+          </w:p>
+        </w:tc>
+      </w:tr>
+    </w:tbl>
+    <w:tbl>
+      <w:tblPr>
+        <w:tblW w:type="pct" w:w="100%"/>
+        <w:tblBorders>
+          <w:top w:val="none" w:color="FFFFFF" w:sz="0"/>
+          <w:left w:val="none" w:color="FFFFFF" w:sz="0"/>
+          <w:bottom w:val="single" w:color="C7D2DD" w:sz="4"/>
+          <w:right w:val="none" w:color="FFFFFF" w:sz="0"/>
+          <w:insideH w:val="none" w:color="FFFFFF" w:sz="0"/>
+          <w:insideV w:val="none" w:color="FFFFFF" w:sz="0"/>
+        </w:tblBorders>
+      </w:tblPr>
+      <w:tblGrid>
+        <w:gridCol w:w="1800"/>
+        <w:gridCol w:w="7560"/>
+      </w:tblGrid>
+      <w:tr>
+        <w:trPr>
+          <w:cantSplit/>
+        </w:trPr>
+        <w:tc>
+          <w:tcPr>
+            <w:tcW w:type="dxa" w:w="1800"/>
+            <w:tcMar>
+              <w:top w:type="dxa" w:w="100"/>
+              <w:left w:type="dxa" w:w="40"/>
+              <w:bottom w:type="dxa" w:w="100"/>
+              <w:right w:type="dxa" w:w="120"/>
+            </w:tcMar>
+            <w:vAlign w:val="center"/>
+          </w:tcPr>
+          <w:p>
+            <w:pPr>
+              <w:spacing w:after="0"/>
+              <w:jc w:val="center"/>
+            </w:pPr>
+            <w:r>
+              <w:drawing>
+                <wp:inline distT="0" distB="0" distL="0" distR="0">
+                  <wp:extent cx="1047750" cy="790575"/>
+                  <wp:effectExtent t="0" r="0" b="0" l="0"/>
+                  <wp:docPr id="1" name="" descr="" title=""/>
+                  <wp:cNvGraphicFramePr>
+                    <a:graphicFrameLocks xmlns:a="http://schemas.openxmlformats.org/drawingml/2006/main" noChangeAspect="1"/>
+                  </wp:cNvGraphicFramePr>
+                  <a:graphic xmlns:a="http://schemas.openxmlformats.org/drawingml/2006/main">
+                    <a:graphicData uri="http://schemas.openxmlformats.org/drawingml/2006/picture">
+                      <pic:pic xmlns:pic="http://schemas.openxmlformats.org/drawingml/2006/picture">
+                        <pic:nvPicPr>
+                          <pic:cNvPr id="0" name="" descr=""/>
+                          <pic:cNvPicPr>
+                            <a:picLocks noChangeAspect="1" noChangeArrowheads="1"/>
+                          </pic:cNvPicPr>
+                        </pic:nvPicPr>
+                        <pic:blipFill>
+                          <a:blip r:embed="rId13" cstate="none"/>
+                          <a:srcRect/>
+                          <a:stretch>
+                            <a:fillRect/>
+                          </a:stretch>
+                        </pic:blipFill>
+                        <pic:spPr bwMode="auto">
+                          <a:xfrm>
+                            <a:off x="0" y="0"/>
+                            <a:ext cx="1047750" cy="790575"/>
+                          </a:xfrm>
+                          <a:prstGeom prst="rect">
+                            <a:avLst/>
+                          </a:prstGeom>
+                        </pic:spPr>
+                      </pic:pic>
+                    </a:graphicData>
+                  </a:graphic>
+                </wp:inline>
+              </w:drawing>
+            </w:r>
+          </w:p>
+        </w:tc>
+        <w:tc>
+          <w:tcPr>
+            <w:tcW w:type="dxa" w:w="7560"/>
+            <w:tcMar>
+              <w:top w:type="dxa" w:w="100"/>
+              <w:left w:type="dxa" w:w="40"/>
+              <w:bottom w:type="dxa" w:w="100"/>
+              <w:right w:type="dxa" w:w="40"/>
+            </w:tcMar>
+            <w:vAlign w:val="center"/>
+          </w:tcPr>
+          <w:p>
+            <w:pPr>
+              <w:spacing w:after="50"/>
+            </w:pPr>
+            <w:r>
+              <w:rPr>
+                <w:b/>
+                <w:bCs/>
+                <w:color w:val="12355B"/>
+                <w:sz w:val="24"/>
+                <w:szCs w:val="24"/>
+              </w:rPr>
+              <w:t xml:space="preserve">Total parts</w:t>
+            </w:r>
+            <w:r>
+              <w:rPr>
+                <w:i/>
+                <w:iCs/>
+                <w:color w:val="5F6F80"/>
+                <w:sz w:val="19"/>
+                <w:szCs w:val="19"/>
+              </w:rPr>
+              <w:t xml:space="preserve">   Partes totales</w:t>
+            </w:r>
+          </w:p>
+          <w:p>
+            <w:pPr>
+              <w:spacing w:after="40"/>
+            </w:pPr>
+            <w:r>
+              <w:rPr>
+                <w:sz w:val="21"/>
+                <w:szCs w:val="21"/>
+              </w:rPr>
+              <w:t xml:space="preserve">The two terms of a ratio added together.</w:t>
+            </w:r>
+          </w:p>
+          <w:p>
+            <w:pPr>
+              <w:spacing w:after="0"/>
+            </w:pPr>
+            <w:r>
+              <w:rPr>
+                <w:b/>
+                <w:bCs/>
+                <w:color w:val="1FA6A2"/>
+                <w:sz w:val="18"/>
+                <w:szCs w:val="18"/>
+              </w:rPr>
+              <w:t xml:space="preserve">Example:  </w:t>
+            </w:r>
+            <w:r>
+              <w:rPr>
+                <w:i/>
+                <w:iCs/>
+                <w:color w:val="5F6F80"/>
+                <w:sz w:val="18"/>
+                <w:szCs w:val="18"/>
+              </w:rPr>
+              <w:t xml:space="preserve">3 + 1 = 4 parts in a tape diagram.</w:t>
+            </w:r>
+          </w:p>
+        </w:tc>
+      </w:tr>
+    </w:tbl>
     <w:p>
       <w:pPr>
         <w:pStyle w:val="Heading1"/>
@@ -1587,7 +2049,7 @@
                 <w:sz w:val="21"/>
                 <w:szCs w:val="21"/>
               </w:rPr>
-              <w:t xml:space="preserve">Understand Ratios      •      Ratio      •      Comparison      •      Part-to-part      •      Part-to-whole      •      Colon notation      •      Tape diagram      •      Double number line</w:t>
+              <w:t xml:space="preserve">Understand Ratios      •      Ratio      •      Comparison      •      Part-to-part      •      Part-to-whole      •      Colon notation      •      Tape diagram      •      Double number line      •      Term      •      Simplest form      •      Total parts</w:t>
             </w:r>
           </w:p>
         </w:tc>
@@ -1923,6 +2385,117 @@
           <w:szCs w:val="22"/>
         </w:rPr>
         <w:t xml:space="preserve"> </w:t>
+      </w:r>
+      <w:r>
+        <w:rPr>
+          <w:sz w:val="22"/>
+          <w:szCs w:val="22"/>
+        </w:rPr>
+        <w:t xml:space="preserve">________________</w:t>
+      </w:r>
+      <w:r>
+        <w:rPr>
+          <w:sz w:val="22"/>
+          <w:szCs w:val="22"/>
+        </w:rPr>
+        <w:t xml:space="preserve">.</w:t>
+      </w:r>
+    </w:p>
+    <w:p>
+      <w:pPr>
+        <w:keepLines/>
+        <w:spacing w:after="260" w:before="200"/>
+      </w:pPr>
+      <w:r>
+        <w:rPr>
+          <w:b/>
+          <w:bCs/>
+          <w:color w:val="12355B"/>
+          <w:sz w:val="22"/>
+          <w:szCs w:val="22"/>
+        </w:rPr>
+        <w:t xml:space="preserve">9.  </w:t>
+      </w:r>
+      <w:r>
+        <w:rPr>
+          <w:sz w:val="22"/>
+          <w:szCs w:val="22"/>
+        </w:rPr>
+        <w:t xml:space="preserve">Each of the two numbers in a ratio is a </w:t>
+      </w:r>
+      <w:r>
+        <w:rPr>
+          <w:sz w:val="22"/>
+          <w:szCs w:val="22"/>
+        </w:rPr>
+        <w:t xml:space="preserve">________________</w:t>
+      </w:r>
+      <w:r>
+        <w:rPr>
+          <w:sz w:val="22"/>
+          <w:szCs w:val="22"/>
+        </w:rPr>
+        <w:t xml:space="preserve">.</w:t>
+      </w:r>
+    </w:p>
+    <w:p>
+      <w:pPr>
+        <w:keepLines/>
+        <w:spacing w:after="260" w:before="200"/>
+      </w:pPr>
+      <w:r>
+        <w:rPr>
+          <w:b/>
+          <w:bCs/>
+          <w:color w:val="12355B"/>
+          <w:sz w:val="22"/>
+          <w:szCs w:val="22"/>
+        </w:rPr>
+        <w:t xml:space="preserve">10.  </w:t>
+      </w:r>
+      <w:r>
+        <w:rPr>
+          <w:sz w:val="22"/>
+          <w:szCs w:val="22"/>
+        </w:rPr>
+        <w:t xml:space="preserve">6 : 9 written as 2 : 3 is in </w:t>
+      </w:r>
+      <w:r>
+        <w:rPr>
+          <w:sz w:val="22"/>
+          <w:szCs w:val="22"/>
+        </w:rPr>
+        <w:t xml:space="preserve">________________</w:t>
+      </w:r>
+      <w:r>
+        <w:rPr>
+          <w:sz w:val="22"/>
+          <w:szCs w:val="22"/>
+        </w:rPr>
+        <w:t xml:space="preserve">.</w:t>
+      </w:r>
+    </w:p>
+    <w:p>
+      <w:pPr>
+        <w:keepLines/>
+        <w:spacing w:after="260" w:before="200"/>
+      </w:pPr>
+      <w:r>
+        <w:rPr>
+          <w:b/>
+          <w:bCs/>
+          <w:color w:val="12355B"/>
+          <w:sz w:val="22"/>
+          <w:szCs w:val="22"/>
+        </w:rPr>
+        <w:t xml:space="preserve">11.  </w:t>
+      </w:r>
+      <w:r>
+        <w:rPr>
+          <w:sz w:val="22"/>
+          <w:szCs w:val="22"/>
+        </w:rPr>
+        <w:t xml:space="preserve">Adding the two terms of a ratio gives the </w:t>
       </w:r>
       <w:r>
         <w:rPr>
@@ -2995,7 +3568,7 @@
           <w:sz w:val="20"/>
           <w:szCs w:val="20"/>
         </w:rPr>
-        <w:t xml:space="preserve">A)  4:1</w:t>
+        <w:t xml:space="preserve">A)  1:4</w:t>
       </w:r>
     </w:p>
     <w:p>
@@ -3008,7 +3581,7 @@
           <w:sz w:val="20"/>
           <w:szCs w:val="20"/>
         </w:rPr>
-        <w:t xml:space="preserve">B)  1:4</w:t>
+        <w:t xml:space="preserve">B)  4:1</w:t>
       </w:r>
     </w:p>
     <w:p>
@@ -3102,7 +3675,7 @@
           <w:sz w:val="21"/>
           <w:szCs w:val="21"/>
         </w:rPr>
-        <w:t xml:space="preserve">A. 4:1</w:t>
+        <w:t xml:space="preserve">B. 4:1</w:t>
       </w:r>
     </w:p>
     <w:p>
@@ -3198,7 +3771,7 @@
           <w:sz w:val="20"/>
           <w:szCs w:val="20"/>
         </w:rPr>
-        <w:t xml:space="preserve">B)  6:2</w:t>
+        <w:t xml:space="preserve">B)  2:6</w:t>
       </w:r>
     </w:p>
     <w:p>
@@ -3211,7 +3784,7 @@
           <w:sz w:val="20"/>
           <w:szCs w:val="20"/>
         </w:rPr>
-        <w:t xml:space="preserve">C)  2:6</w:t>
+        <w:t xml:space="preserve">C)  6:2</w:t>
       </w:r>
     </w:p>
     <w:p>
@@ -3952,7 +4525,7 @@
           <w:sz w:val="20"/>
           <w:szCs w:val="20"/>
         </w:rPr>
-        <w:t xml:space="preserve">B)  18:12</w:t>
+        <w:t xml:space="preserve">B)  12:30</w:t>
       </w:r>
     </w:p>
     <w:p>
@@ -3965,7 +4538,7 @@
           <w:sz w:val="20"/>
           <w:szCs w:val="20"/>
         </w:rPr>
-        <w:t xml:space="preserve">C)  18:30</w:t>
+        <w:t xml:space="preserve">C)  18:12</w:t>
       </w:r>
     </w:p>
     <w:p>
@@ -3978,7 +4551,7 @@
           <w:sz w:val="20"/>
           <w:szCs w:val="20"/>
         </w:rPr>
-        <w:t xml:space="preserve">D)  12:30</w:t>
+        <w:t xml:space="preserve">D)  18:30</w:t>
       </w:r>
     </w:p>
     <w:p>
@@ -4082,7 +4655,7 @@
           <w:sz w:val="20"/>
           <w:szCs w:val="20"/>
         </w:rPr>
-        <w:t xml:space="preserve">B)  9:5</w:t>
+        <w:t xml:space="preserve">B)  5:14</w:t>
       </w:r>
     </w:p>
     <w:p>
@@ -4095,7 +4668,7 @@
           <w:sz w:val="20"/>
           <w:szCs w:val="20"/>
         </w:rPr>
-        <w:t xml:space="preserve">C)  5:14</w:t>
+        <w:t xml:space="preserve">C)  9:5</w:t>
       </w:r>
     </w:p>
     <w:p>
@@ -4245,7 +4818,7 @@
           <w:sz w:val="21"/>
           <w:szCs w:val="21"/>
         </w:rPr>
-        <w:t xml:space="preserve">B)  8:5</w:t>
+        <w:t xml:space="preserve">B)  5:8</w:t>
       </w:r>
     </w:p>
     <w:p>
@@ -4258,7 +4831,7 @@
           <w:sz w:val="21"/>
           <w:szCs w:val="21"/>
         </w:rPr>
-        <w:t xml:space="preserve">C)  5:8</w:t>
+        <w:t xml:space="preserve">C)  8:5</w:t>
       </w:r>
     </w:p>
     <w:p>

--- a/lessons/3-1/downloads/3-1-notes-l1.docx
+++ b/lessons/3-1/downloads/3-1-notes-l1.docx
@@ -264,49 +264,269 @@
           <w:sz w:val="19"/>
           <w:szCs w:val="19"/>
         </w:rPr>
-        <w:t xml:space="preserve">Look at the picture, read the word, then read what it means.</w:t>
+        <w:t xml:space="preserve">Review each concept term, definition, non-example, and visual clue.</w:t>
       </w:r>
     </w:p>
     <w:tbl>
       <w:tblPr>
-        <w:tblW w:type="pct" w:w="100%"/>
+        <w:tblW w:type="dxa" w:w="9360"/>
         <w:tblBorders>
-          <w:top w:val="none" w:color="FFFFFF" w:sz="0"/>
-          <w:left w:val="none" w:color="FFFFFF" w:sz="0"/>
-          <w:bottom w:val="single" w:color="C7D2DD" w:sz="4"/>
-          <w:right w:val="none" w:color="FFFFFF" w:sz="0"/>
-          <w:insideH w:val="none" w:color="FFFFFF" w:sz="0"/>
-          <w:insideV w:val="none" w:color="FFFFFF" w:sz="0"/>
+          <w:top w:val="single" w:color="C7D2DD" w:sz="6"/>
+          <w:left w:val="single" w:color="C7D2DD" w:sz="6"/>
+          <w:bottom w:val="single" w:color="C7D2DD" w:sz="6"/>
+          <w:right w:val="single" w:color="C7D2DD" w:sz="6"/>
+          <w:insideH w:val="single" w:color="C7D2DD" w:sz="6"/>
+          <w:insideV w:val="single" w:color="C7D2DD" w:sz="6"/>
         </w:tblBorders>
       </w:tblPr>
       <w:tblGrid>
         <w:gridCol w:w="1800"/>
-        <w:gridCol w:w="7560"/>
+        <w:gridCol w:w="3160"/>
+        <w:gridCol w:w="2200"/>
+        <w:gridCol w:w="2200"/>
       </w:tblGrid>
       <w:tr>
         <w:trPr>
           <w:cantSplit/>
+          <w:tblHeader/>
         </w:trPr>
         <w:tc>
           <w:tcPr>
             <w:tcW w:type="dxa" w:w="1800"/>
-            <w:tcMar>
-              <w:top w:type="dxa" w:w="100"/>
-              <w:left w:type="dxa" w:w="40"/>
-              <w:bottom w:type="dxa" w:w="100"/>
-              <w:right w:type="dxa" w:w="120"/>
-            </w:tcMar>
-            <w:vAlign w:val="center"/>
+            <w:shd w:fill="EEF4F8" w:color="auto" w:val="clear"/>
+            <w:tcMar>
+              <w:top w:type="dxa" w:w="80"/>
+              <w:left w:type="dxa" w:w="100"/>
+              <w:bottom w:type="dxa" w:w="80"/>
+              <w:right w:type="dxa" w:w="100"/>
+            </w:tcMar>
           </w:tcPr>
           <w:p>
             <w:pPr>
               <w:spacing w:after="0"/>
+            </w:pPr>
+            <w:r>
+              <w:rPr>
+                <w:b/>
+                <w:bCs/>
+                <w:color w:val="12355B"/>
+                <w:sz w:val="19"/>
+                <w:szCs w:val="19"/>
+              </w:rPr>
+              <w:t xml:space="preserve">Concept Term</w:t>
+            </w:r>
+          </w:p>
+        </w:tc>
+        <w:tc>
+          <w:tcPr>
+            <w:tcW w:type="dxa" w:w="3160"/>
+            <w:shd w:fill="EEF4F8" w:color="auto" w:val="clear"/>
+            <w:tcMar>
+              <w:top w:type="dxa" w:w="80"/>
+              <w:left w:type="dxa" w:w="100"/>
+              <w:bottom w:type="dxa" w:w="80"/>
+              <w:right w:type="dxa" w:w="100"/>
+            </w:tcMar>
+          </w:tcPr>
+          <w:p>
+            <w:pPr>
+              <w:spacing w:after="0"/>
+            </w:pPr>
+            <w:r>
+              <w:rPr>
+                <w:b/>
+                <w:bCs/>
+                <w:color w:val="12355B"/>
+                <w:sz w:val="19"/>
+                <w:szCs w:val="19"/>
+              </w:rPr>
+              <w:t xml:space="preserve">Student-Friendly Definition</w:t>
+            </w:r>
+          </w:p>
+        </w:tc>
+        <w:tc>
+          <w:tcPr>
+            <w:tcW w:type="dxa" w:w="2200"/>
+            <w:shd w:fill="EEF4F8" w:color="auto" w:val="clear"/>
+            <w:tcMar>
+              <w:top w:type="dxa" w:w="80"/>
+              <w:left w:type="dxa" w:w="100"/>
+              <w:bottom w:type="dxa" w:w="80"/>
+              <w:right w:type="dxa" w:w="100"/>
+            </w:tcMar>
+          </w:tcPr>
+          <w:p>
+            <w:pPr>
+              <w:spacing w:after="0"/>
+            </w:pPr>
+            <w:r>
+              <w:rPr>
+                <w:b/>
+                <w:bCs/>
+                <w:color w:val="12355B"/>
+                <w:sz w:val="19"/>
+                <w:szCs w:val="19"/>
+              </w:rPr>
+              <w:t xml:space="preserve">Non-Example</w:t>
+            </w:r>
+          </w:p>
+        </w:tc>
+        <w:tc>
+          <w:tcPr>
+            <w:tcW w:type="dxa" w:w="2200"/>
+            <w:shd w:fill="EEF4F8" w:color="auto" w:val="clear"/>
+            <w:tcMar>
+              <w:top w:type="dxa" w:w="80"/>
+              <w:left w:type="dxa" w:w="100"/>
+              <w:bottom w:type="dxa" w:w="80"/>
+              <w:right w:type="dxa" w:w="100"/>
+            </w:tcMar>
+          </w:tcPr>
+          <w:p>
+            <w:pPr>
+              <w:spacing w:after="0"/>
+            </w:pPr>
+            <w:r>
+              <w:rPr>
+                <w:b/>
+                <w:bCs/>
+                <w:color w:val="12355B"/>
+                <w:sz w:val="19"/>
+                <w:szCs w:val="19"/>
+              </w:rPr>
+              <w:t xml:space="preserve">Visual Clue</w:t>
+            </w:r>
+          </w:p>
+        </w:tc>
+      </w:tr>
+      <w:tr>
+        <w:trPr>
+          <w:cantSplit/>
+        </w:trPr>
+        <w:tc>
+          <w:tcPr>
+            <w:tcW w:type="dxa" w:w="1800"/>
+            <w:tcMar>
+              <w:top w:type="dxa" w:w="80"/>
+              <w:left w:type="dxa" w:w="100"/>
+              <w:bottom w:type="dxa" w:w="80"/>
+              <w:right w:type="dxa" w:w="100"/>
+            </w:tcMar>
+            <w:vAlign w:val="top"/>
+          </w:tcPr>
+          <w:p>
+            <w:pPr>
+              <w:spacing w:after="30"/>
+            </w:pPr>
+            <w:r>
+              <w:rPr>
+                <w:b/>
+                <w:bCs/>
+                <w:color w:val="12355B"/>
+                <w:sz w:val="21"/>
+                <w:szCs w:val="21"/>
+              </w:rPr>
+              <w:t xml:space="preserve">Understand Ratios</w:t>
+            </w:r>
+          </w:p>
+          <w:p>
+            <w:pPr>
+              <w:spacing w:after="0"/>
+            </w:pPr>
+            <w:r>
+              <w:rPr>
+                <w:i/>
+                <w:iCs/>
+                <w:color w:val="5F6F80"/>
+                <w:sz w:val="18"/>
+                <w:szCs w:val="18"/>
+              </w:rPr>
+              <w:t xml:space="preserve">Comprender razones</w:t>
+            </w:r>
+          </w:p>
+        </w:tc>
+        <w:tc>
+          <w:tcPr>
+            <w:tcW w:type="dxa" w:w="3160"/>
+            <w:tcMar>
+              <w:top w:type="dxa" w:w="80"/>
+              <w:left w:type="dxa" w:w="100"/>
+              <w:bottom w:type="dxa" w:w="80"/>
+              <w:right w:type="dxa" w:w="100"/>
+            </w:tcMar>
+            <w:vAlign w:val="top"/>
+          </w:tcPr>
+          <w:p>
+            <w:pPr>
+              <w:spacing w:after="0"/>
+            </w:pPr>
+            <w:r>
+              <w:rPr>
+                <w:sz w:val="20"/>
+                <w:szCs w:val="20"/>
+              </w:rPr>
+              <w:t xml:space="preserve">Use a ratio to compare two quantities by division.</w:t>
+            </w:r>
+          </w:p>
+        </w:tc>
+        <w:tc>
+          <w:tcPr>
+            <w:tcW w:type="dxa" w:w="2200"/>
+            <w:tcMar>
+              <w:top w:type="dxa" w:w="80"/>
+              <w:left w:type="dxa" w:w="100"/>
+              <w:bottom w:type="dxa" w:w="80"/>
+              <w:right w:type="dxa" w:w="100"/>
+            </w:tcMar>
+            <w:vAlign w:val="top"/>
+          </w:tcPr>
+          <w:p>
+            <w:pPr>
+              <w:spacing w:after="40"/>
+            </w:pPr>
+            <w:r>
+              <w:rPr>
+                <w:i/>
+                <w:iCs/>
+                <w:color w:val="5F6F80"/>
+                <w:sz w:val="19"/>
+                <w:szCs w:val="19"/>
+              </w:rPr>
+              <w:t xml:space="preserve">Not Understand Ratios: write a counter-example that breaks the definition.</w:t>
+            </w:r>
+          </w:p>
+          <w:p>
+            <w:pPr>
+              <w:pBdr>
+                <w:bottom w:val="single" w:color="AFBECC" w:sz="6"/>
+              </w:pBdr>
+              <w:spacing w:after="30" w:before="150"/>
+            </w:pPr>
+            <w:r>
+              <w:t xml:space="preserve"/>
+            </w:r>
+          </w:p>
+        </w:tc>
+        <w:tc>
+          <w:tcPr>
+            <w:tcW w:type="dxa" w:w="2200"/>
+            <w:tcMar>
+              <w:top w:type="dxa" w:w="80"/>
+              <w:left w:type="dxa" w:w="100"/>
+              <w:bottom w:type="dxa" w:w="80"/>
+              <w:right w:type="dxa" w:w="100"/>
+            </w:tcMar>
+            <w:vAlign w:val="top"/>
+          </w:tcPr>
+          <w:p>
+            <w:pPr>
+              <w:spacing w:after="40"/>
               <w:jc w:val="center"/>
             </w:pPr>
             <w:r>
               <w:drawing>
                 <wp:inline distT="0" distB="0" distL="0" distR="0">
-                  <wp:extent cx="1047750" cy="790575"/>
+                  <wp:extent cx="876300" cy="657225"/>
                   <wp:effectExtent t="0" r="0" b="0" l="0"/>
                   <wp:docPr id="1" name="" descr="" title=""/>
                   <wp:cNvGraphicFramePr>
@@ -331,7 +551,7 @@
                         <pic:spPr bwMode="auto">
                           <a:xfrm>
                             <a:off x="0" y="0"/>
-                            <a:ext cx="1047750" cy="790575"/>
+                            <a:ext cx="876300" cy="657225"/>
                           </a:xfrm>
                           <a:prstGeom prst="rect">
                             <a:avLst/>
@@ -344,32 +564,108 @@
               </w:drawing>
             </w:r>
           </w:p>
-        </w:tc>
-        <w:tc>
-          <w:tcPr>
-            <w:tcW w:type="dxa" w:w="7560"/>
-            <w:tcMar>
-              <w:top w:type="dxa" w:w="100"/>
-              <w:left w:type="dxa" w:w="40"/>
-              <w:bottom w:type="dxa" w:w="100"/>
-              <w:right w:type="dxa" w:w="40"/>
-            </w:tcMar>
-            <w:vAlign w:val="center"/>
-          </w:tcPr>
-          <w:p>
-            <w:pPr>
-              <w:spacing w:after="50"/>
+          <w:p>
+            <w:pPr>
+              <w:spacing w:after="0"/>
+            </w:pPr>
+            <w:r>
+              <w:rPr>
+                <w:i/>
+                <w:iCs/>
+                <w:color w:val="5F6F80"/>
+                <w:sz w:val="18"/>
+                <w:szCs w:val="18"/>
+              </w:rPr>
+              <w:t xml:space="preserve">3 red tiles to 5 blue tiles can be written 3:5 or 3/5.</w:t>
+            </w:r>
+          </w:p>
+        </w:tc>
+      </w:tr>
+      <w:tr>
+        <w:trPr>
+          <w:cantSplit/>
+        </w:trPr>
+        <w:tc>
+          <w:tcPr>
+            <w:tcW w:type="dxa" w:w="1800"/>
+            <w:tcMar>
+              <w:top w:type="dxa" w:w="80"/>
+              <w:left w:type="dxa" w:w="100"/>
+              <w:bottom w:type="dxa" w:w="80"/>
+              <w:right w:type="dxa" w:w="100"/>
+            </w:tcMar>
+            <w:vAlign w:val="top"/>
+          </w:tcPr>
+          <w:p>
+            <w:pPr>
+              <w:spacing w:after="30"/>
             </w:pPr>
             <w:r>
               <w:rPr>
                 <w:b/>
                 <w:bCs/>
                 <w:color w:val="12355B"/>
-                <w:sz w:val="24"/>
-                <w:szCs w:val="24"/>
-              </w:rPr>
-              <w:t xml:space="preserve">Understand Ratios</w:t>
-            </w:r>
+                <w:sz w:val="21"/>
+                <w:szCs w:val="21"/>
+              </w:rPr>
+              <w:t xml:space="preserve">Ratio</w:t>
+            </w:r>
+          </w:p>
+          <w:p>
+            <w:pPr>
+              <w:spacing w:after="0"/>
+            </w:pPr>
+            <w:r>
+              <w:rPr>
+                <w:i/>
+                <w:iCs/>
+                <w:color w:val="5F6F80"/>
+                <w:sz w:val="18"/>
+                <w:szCs w:val="18"/>
+              </w:rPr>
+              <w:t xml:space="preserve">Razón</w:t>
+            </w:r>
+          </w:p>
+        </w:tc>
+        <w:tc>
+          <w:tcPr>
+            <w:tcW w:type="dxa" w:w="3160"/>
+            <w:tcMar>
+              <w:top w:type="dxa" w:w="80"/>
+              <w:left w:type="dxa" w:w="100"/>
+              <w:bottom w:type="dxa" w:w="80"/>
+              <w:right w:type="dxa" w:w="100"/>
+            </w:tcMar>
+            <w:vAlign w:val="top"/>
+          </w:tcPr>
+          <w:p>
+            <w:pPr>
+              <w:spacing w:after="0"/>
+            </w:pPr>
+            <w:r>
+              <w:rPr>
+                <w:sz w:val="20"/>
+                <w:szCs w:val="20"/>
+              </w:rPr>
+              <w:t xml:space="preserve">A way to compare two amounts, like 3 to 2.</w:t>
+            </w:r>
+          </w:p>
+        </w:tc>
+        <w:tc>
+          <w:tcPr>
+            <w:tcW w:type="dxa" w:w="2200"/>
+            <w:tcMar>
+              <w:top w:type="dxa" w:w="80"/>
+              <w:left w:type="dxa" w:w="100"/>
+              <w:bottom w:type="dxa" w:w="80"/>
+              <w:right w:type="dxa" w:w="100"/>
+            </w:tcMar>
+            <w:vAlign w:val="top"/>
+          </w:tcPr>
+          <w:p>
+            <w:pPr>
+              <w:spacing w:after="40"/>
+            </w:pPr>
             <w:r>
               <w:rPr>
                 <w:i/>
@@ -378,89 +674,41 @@
                 <w:sz w:val="19"/>
                 <w:szCs w:val="19"/>
               </w:rPr>
-              <w:t xml:space="preserve">   Comprender razones</w:t>
-            </w:r>
-          </w:p>
+              <w:t xml:space="preserve">Not Ratio: write a counter-example that breaks the definition.</w:t>
+            </w:r>
+          </w:p>
+          <w:p>
+            <w:pPr>
+              <w:pBdr>
+                <w:bottom w:val="single" w:color="AFBECC" w:sz="6"/>
+              </w:pBdr>
+              <w:spacing w:after="30" w:before="150"/>
+            </w:pPr>
+            <w:r>
+              <w:t xml:space="preserve"/>
+            </w:r>
+          </w:p>
+        </w:tc>
+        <w:tc>
+          <w:tcPr>
+            <w:tcW w:type="dxa" w:w="2200"/>
+            <w:tcMar>
+              <w:top w:type="dxa" w:w="80"/>
+              <w:left w:type="dxa" w:w="100"/>
+              <w:bottom w:type="dxa" w:w="80"/>
+              <w:right w:type="dxa" w:w="100"/>
+            </w:tcMar>
+            <w:vAlign w:val="top"/>
+          </w:tcPr>
           <w:p>
             <w:pPr>
               <w:spacing w:after="40"/>
-            </w:pPr>
-            <w:r>
-              <w:rPr>
-                <w:sz w:val="21"/>
-                <w:szCs w:val="21"/>
-              </w:rPr>
-              <w:t xml:space="preserve">Use a ratio to compare two quantities by division.</w:t>
-            </w:r>
-          </w:p>
-          <w:p>
-            <w:pPr>
-              <w:spacing w:after="0"/>
-            </w:pPr>
-            <w:r>
-              <w:rPr>
-                <w:b/>
-                <w:bCs/>
-                <w:color w:val="1FA6A2"/>
-                <w:sz w:val="18"/>
-                <w:szCs w:val="18"/>
-              </w:rPr>
-              <w:t xml:space="preserve">Example:  </w:t>
-            </w:r>
-            <w:r>
-              <w:rPr>
-                <w:i/>
-                <w:iCs/>
-                <w:color w:val="5F6F80"/>
-                <w:sz w:val="18"/>
-                <w:szCs w:val="18"/>
-              </w:rPr>
-              <w:t xml:space="preserve">3 red tiles to 5 blue tiles can be written 3:5 or 3/5.</w:t>
-            </w:r>
-          </w:p>
-        </w:tc>
-      </w:tr>
-    </w:tbl>
-    <w:tbl>
-      <w:tblPr>
-        <w:tblW w:type="pct" w:w="100%"/>
-        <w:tblBorders>
-          <w:top w:val="none" w:color="FFFFFF" w:sz="0"/>
-          <w:left w:val="none" w:color="FFFFFF" w:sz="0"/>
-          <w:bottom w:val="single" w:color="C7D2DD" w:sz="4"/>
-          <w:right w:val="none" w:color="FFFFFF" w:sz="0"/>
-          <w:insideH w:val="none" w:color="FFFFFF" w:sz="0"/>
-          <w:insideV w:val="none" w:color="FFFFFF" w:sz="0"/>
-        </w:tblBorders>
-      </w:tblPr>
-      <w:tblGrid>
-        <w:gridCol w:w="1800"/>
-        <w:gridCol w:w="7560"/>
-      </w:tblGrid>
-      <w:tr>
-        <w:trPr>
-          <w:cantSplit/>
-        </w:trPr>
-        <w:tc>
-          <w:tcPr>
-            <w:tcW w:type="dxa" w:w="1800"/>
-            <w:tcMar>
-              <w:top w:type="dxa" w:w="100"/>
-              <w:left w:type="dxa" w:w="40"/>
-              <w:bottom w:type="dxa" w:w="100"/>
-              <w:right w:type="dxa" w:w="120"/>
-            </w:tcMar>
-            <w:vAlign w:val="center"/>
-          </w:tcPr>
-          <w:p>
-            <w:pPr>
-              <w:spacing w:after="0"/>
               <w:jc w:val="center"/>
             </w:pPr>
             <w:r>
               <w:drawing>
                 <wp:inline distT="0" distB="0" distL="0" distR="0">
-                  <wp:extent cx="1047750" cy="790575"/>
+                  <wp:extent cx="876300" cy="657225"/>
                   <wp:effectExtent t="0" r="0" b="0" l="0"/>
                   <wp:docPr id="1" name="" descr="" title=""/>
                   <wp:cNvGraphicFramePr>
@@ -485,7 +733,7 @@
                         <pic:spPr bwMode="auto">
                           <a:xfrm>
                             <a:off x="0" y="0"/>
-                            <a:ext cx="1047750" cy="790575"/>
+                            <a:ext cx="876300" cy="657225"/>
                           </a:xfrm>
                           <a:prstGeom prst="rect">
                             <a:avLst/>
@@ -498,32 +746,108 @@
               </w:drawing>
             </w:r>
           </w:p>
-        </w:tc>
-        <w:tc>
-          <w:tcPr>
-            <w:tcW w:type="dxa" w:w="7560"/>
-            <w:tcMar>
-              <w:top w:type="dxa" w:w="100"/>
-              <w:left w:type="dxa" w:w="40"/>
-              <w:bottom w:type="dxa" w:w="100"/>
-              <w:right w:type="dxa" w:w="40"/>
-            </w:tcMar>
-            <w:vAlign w:val="center"/>
-          </w:tcPr>
-          <w:p>
-            <w:pPr>
-              <w:spacing w:after="50"/>
+          <w:p>
+            <w:pPr>
+              <w:spacing w:after="0"/>
+            </w:pPr>
+            <w:r>
+              <w:rPr>
+                <w:i/>
+                <w:iCs/>
+                <w:color w:val="5F6F80"/>
+                <w:sz w:val="18"/>
+                <w:szCs w:val="18"/>
+              </w:rPr>
+              <w:t xml:space="preserve">3 cups flour to 2 cups sugar → 3:2</w:t>
+            </w:r>
+          </w:p>
+        </w:tc>
+      </w:tr>
+      <w:tr>
+        <w:trPr>
+          <w:cantSplit/>
+        </w:trPr>
+        <w:tc>
+          <w:tcPr>
+            <w:tcW w:type="dxa" w:w="1800"/>
+            <w:tcMar>
+              <w:top w:type="dxa" w:w="80"/>
+              <w:left w:type="dxa" w:w="100"/>
+              <w:bottom w:type="dxa" w:w="80"/>
+              <w:right w:type="dxa" w:w="100"/>
+            </w:tcMar>
+            <w:vAlign w:val="top"/>
+          </w:tcPr>
+          <w:p>
+            <w:pPr>
+              <w:spacing w:after="30"/>
             </w:pPr>
             <w:r>
               <w:rPr>
                 <w:b/>
                 <w:bCs/>
                 <w:color w:val="12355B"/>
-                <w:sz w:val="24"/>
-                <w:szCs w:val="24"/>
-              </w:rPr>
-              <w:t xml:space="preserve">Ratio</w:t>
-            </w:r>
+                <w:sz w:val="21"/>
+                <w:szCs w:val="21"/>
+              </w:rPr>
+              <w:t xml:space="preserve">Comparison</w:t>
+            </w:r>
+          </w:p>
+          <w:p>
+            <w:pPr>
+              <w:spacing w:after="0"/>
+            </w:pPr>
+            <w:r>
+              <w:rPr>
+                <w:i/>
+                <w:iCs/>
+                <w:color w:val="5F6F80"/>
+                <w:sz w:val="18"/>
+                <w:szCs w:val="18"/>
+              </w:rPr>
+              <w:t xml:space="preserve">Comparación</w:t>
+            </w:r>
+          </w:p>
+        </w:tc>
+        <w:tc>
+          <w:tcPr>
+            <w:tcW w:type="dxa" w:w="3160"/>
+            <w:tcMar>
+              <w:top w:type="dxa" w:w="80"/>
+              <w:left w:type="dxa" w:w="100"/>
+              <w:bottom w:type="dxa" w:w="80"/>
+              <w:right w:type="dxa" w:w="100"/>
+            </w:tcMar>
+            <w:vAlign w:val="top"/>
+          </w:tcPr>
+          <w:p>
+            <w:pPr>
+              <w:spacing w:after="0"/>
+            </w:pPr>
+            <w:r>
+              <w:rPr>
+                <w:sz w:val="20"/>
+                <w:szCs w:val="20"/>
+              </w:rPr>
+              <w:t xml:space="preserve">Looking at two or more amounts to see how they are related.</w:t>
+            </w:r>
+          </w:p>
+        </w:tc>
+        <w:tc>
+          <w:tcPr>
+            <w:tcW w:type="dxa" w:w="2200"/>
+            <w:tcMar>
+              <w:top w:type="dxa" w:w="80"/>
+              <w:left w:type="dxa" w:w="100"/>
+              <w:bottom w:type="dxa" w:w="80"/>
+              <w:right w:type="dxa" w:w="100"/>
+            </w:tcMar>
+            <w:vAlign w:val="top"/>
+          </w:tcPr>
+          <w:p>
+            <w:pPr>
+              <w:spacing w:after="40"/>
+            </w:pPr>
             <w:r>
               <w:rPr>
                 <w:i/>
@@ -532,89 +856,41 @@
                 <w:sz w:val="19"/>
                 <w:szCs w:val="19"/>
               </w:rPr>
-              <w:t xml:space="preserve">   Razón</w:t>
-            </w:r>
-          </w:p>
+              <w:t xml:space="preserve">Not Comparison: write a counter-example that breaks the definition.</w:t>
+            </w:r>
+          </w:p>
+          <w:p>
+            <w:pPr>
+              <w:pBdr>
+                <w:bottom w:val="single" w:color="AFBECC" w:sz="6"/>
+              </w:pBdr>
+              <w:spacing w:after="30" w:before="150"/>
+            </w:pPr>
+            <w:r>
+              <w:t xml:space="preserve"/>
+            </w:r>
+          </w:p>
+        </w:tc>
+        <w:tc>
+          <w:tcPr>
+            <w:tcW w:type="dxa" w:w="2200"/>
+            <w:tcMar>
+              <w:top w:type="dxa" w:w="80"/>
+              <w:left w:type="dxa" w:w="100"/>
+              <w:bottom w:type="dxa" w:w="80"/>
+              <w:right w:type="dxa" w:w="100"/>
+            </w:tcMar>
+            <w:vAlign w:val="top"/>
+          </w:tcPr>
           <w:p>
             <w:pPr>
               <w:spacing w:after="40"/>
-            </w:pPr>
-            <w:r>
-              <w:rPr>
-                <w:sz w:val="21"/>
-                <w:szCs w:val="21"/>
-              </w:rPr>
-              <w:t xml:space="preserve">A way to compare two amounts, like 3 to 2.</w:t>
-            </w:r>
-          </w:p>
-          <w:p>
-            <w:pPr>
-              <w:spacing w:after="0"/>
-            </w:pPr>
-            <w:r>
-              <w:rPr>
-                <w:b/>
-                <w:bCs/>
-                <w:color w:val="1FA6A2"/>
-                <w:sz w:val="18"/>
-                <w:szCs w:val="18"/>
-              </w:rPr>
-              <w:t xml:space="preserve">Example:  </w:t>
-            </w:r>
-            <w:r>
-              <w:rPr>
-                <w:i/>
-                <w:iCs/>
-                <w:color w:val="5F6F80"/>
-                <w:sz w:val="18"/>
-                <w:szCs w:val="18"/>
-              </w:rPr>
-              <w:t xml:space="preserve">3 cups flour to 2 cups sugar → 3:2</w:t>
-            </w:r>
-          </w:p>
-        </w:tc>
-      </w:tr>
-    </w:tbl>
-    <w:tbl>
-      <w:tblPr>
-        <w:tblW w:type="pct" w:w="100%"/>
-        <w:tblBorders>
-          <w:top w:val="none" w:color="FFFFFF" w:sz="0"/>
-          <w:left w:val="none" w:color="FFFFFF" w:sz="0"/>
-          <w:bottom w:val="single" w:color="C7D2DD" w:sz="4"/>
-          <w:right w:val="none" w:color="FFFFFF" w:sz="0"/>
-          <w:insideH w:val="none" w:color="FFFFFF" w:sz="0"/>
-          <w:insideV w:val="none" w:color="FFFFFF" w:sz="0"/>
-        </w:tblBorders>
-      </w:tblPr>
-      <w:tblGrid>
-        <w:gridCol w:w="1800"/>
-        <w:gridCol w:w="7560"/>
-      </w:tblGrid>
-      <w:tr>
-        <w:trPr>
-          <w:cantSplit/>
-        </w:trPr>
-        <w:tc>
-          <w:tcPr>
-            <w:tcW w:type="dxa" w:w="1800"/>
-            <w:tcMar>
-              <w:top w:type="dxa" w:w="100"/>
-              <w:left w:type="dxa" w:w="40"/>
-              <w:bottom w:type="dxa" w:w="100"/>
-              <w:right w:type="dxa" w:w="120"/>
-            </w:tcMar>
-            <w:vAlign w:val="center"/>
-          </w:tcPr>
-          <w:p>
-            <w:pPr>
-              <w:spacing w:after="0"/>
               <w:jc w:val="center"/>
             </w:pPr>
             <w:r>
               <w:drawing>
                 <wp:inline distT="0" distB="0" distL="0" distR="0">
-                  <wp:extent cx="1047750" cy="790575"/>
+                  <wp:extent cx="876300" cy="657225"/>
                   <wp:effectExtent t="0" r="0" b="0" l="0"/>
                   <wp:docPr id="1" name="" descr="" title=""/>
                   <wp:cNvGraphicFramePr>
@@ -639,7 +915,7 @@
                         <pic:spPr bwMode="auto">
                           <a:xfrm>
                             <a:off x="0" y="0"/>
-                            <a:ext cx="1047750" cy="790575"/>
+                            <a:ext cx="876300" cy="657225"/>
                           </a:xfrm>
                           <a:prstGeom prst="rect">
                             <a:avLst/>
@@ -652,32 +928,108 @@
               </w:drawing>
             </w:r>
           </w:p>
-        </w:tc>
-        <w:tc>
-          <w:tcPr>
-            <w:tcW w:type="dxa" w:w="7560"/>
-            <w:tcMar>
-              <w:top w:type="dxa" w:w="100"/>
-              <w:left w:type="dxa" w:w="40"/>
-              <w:bottom w:type="dxa" w:w="100"/>
-              <w:right w:type="dxa" w:w="40"/>
-            </w:tcMar>
-            <w:vAlign w:val="center"/>
-          </w:tcPr>
-          <w:p>
-            <w:pPr>
-              <w:spacing w:after="50"/>
+          <w:p>
+            <w:pPr>
+              <w:spacing w:after="0"/>
+            </w:pPr>
+            <w:r>
+              <w:rPr>
+                <w:i/>
+                <w:iCs/>
+                <w:color w:val="5F6F80"/>
+                <w:sz w:val="18"/>
+                <w:szCs w:val="18"/>
+              </w:rPr>
+              <w:t xml:space="preserve">5 eggs vs. 3 eggs — which recipe uses more?</w:t>
+            </w:r>
+          </w:p>
+        </w:tc>
+      </w:tr>
+      <w:tr>
+        <w:trPr>
+          <w:cantSplit/>
+        </w:trPr>
+        <w:tc>
+          <w:tcPr>
+            <w:tcW w:type="dxa" w:w="1800"/>
+            <w:tcMar>
+              <w:top w:type="dxa" w:w="80"/>
+              <w:left w:type="dxa" w:w="100"/>
+              <w:bottom w:type="dxa" w:w="80"/>
+              <w:right w:type="dxa" w:w="100"/>
+            </w:tcMar>
+            <w:vAlign w:val="top"/>
+          </w:tcPr>
+          <w:p>
+            <w:pPr>
+              <w:spacing w:after="30"/>
             </w:pPr>
             <w:r>
               <w:rPr>
                 <w:b/>
                 <w:bCs/>
                 <w:color w:val="12355B"/>
-                <w:sz w:val="24"/>
-                <w:szCs w:val="24"/>
-              </w:rPr>
-              <w:t xml:space="preserve">Comparison</w:t>
-            </w:r>
+                <w:sz w:val="21"/>
+                <w:szCs w:val="21"/>
+              </w:rPr>
+              <w:t xml:space="preserve">Part-to-part</w:t>
+            </w:r>
+          </w:p>
+          <w:p>
+            <w:pPr>
+              <w:spacing w:after="0"/>
+            </w:pPr>
+            <w:r>
+              <w:rPr>
+                <w:i/>
+                <w:iCs/>
+                <w:color w:val="5F6F80"/>
+                <w:sz w:val="18"/>
+                <w:szCs w:val="18"/>
+              </w:rPr>
+              <w:t xml:space="preserve">Parte a parte</w:t>
+            </w:r>
+          </w:p>
+        </w:tc>
+        <w:tc>
+          <w:tcPr>
+            <w:tcW w:type="dxa" w:w="3160"/>
+            <w:tcMar>
+              <w:top w:type="dxa" w:w="80"/>
+              <w:left w:type="dxa" w:w="100"/>
+              <w:bottom w:type="dxa" w:w="80"/>
+              <w:right w:type="dxa" w:w="100"/>
+            </w:tcMar>
+            <w:vAlign w:val="top"/>
+          </w:tcPr>
+          <w:p>
+            <w:pPr>
+              <w:spacing w:after="0"/>
+            </w:pPr>
+            <w:r>
+              <w:rPr>
+                <w:sz w:val="20"/>
+                <w:szCs w:val="20"/>
+              </w:rPr>
+              <w:t xml:space="preserve">A ratio comparing one part of a group to another part.</w:t>
+            </w:r>
+          </w:p>
+        </w:tc>
+        <w:tc>
+          <w:tcPr>
+            <w:tcW w:type="dxa" w:w="2200"/>
+            <w:tcMar>
+              <w:top w:type="dxa" w:w="80"/>
+              <w:left w:type="dxa" w:w="100"/>
+              <w:bottom w:type="dxa" w:w="80"/>
+              <w:right w:type="dxa" w:w="100"/>
+            </w:tcMar>
+            <w:vAlign w:val="top"/>
+          </w:tcPr>
+          <w:p>
+            <w:pPr>
+              <w:spacing w:after="40"/>
+            </w:pPr>
             <w:r>
               <w:rPr>
                 <w:i/>
@@ -686,89 +1038,41 @@
                 <w:sz w:val="19"/>
                 <w:szCs w:val="19"/>
               </w:rPr>
-              <w:t xml:space="preserve">   Comparación</w:t>
-            </w:r>
-          </w:p>
+              <w:t xml:space="preserve">Not Part-to-part: write a counter-example that breaks the definition.</w:t>
+            </w:r>
+          </w:p>
+          <w:p>
+            <w:pPr>
+              <w:pBdr>
+                <w:bottom w:val="single" w:color="AFBECC" w:sz="6"/>
+              </w:pBdr>
+              <w:spacing w:after="30" w:before="150"/>
+            </w:pPr>
+            <w:r>
+              <w:t xml:space="preserve"/>
+            </w:r>
+          </w:p>
+        </w:tc>
+        <w:tc>
+          <w:tcPr>
+            <w:tcW w:type="dxa" w:w="2200"/>
+            <w:tcMar>
+              <w:top w:type="dxa" w:w="80"/>
+              <w:left w:type="dxa" w:w="100"/>
+              <w:bottom w:type="dxa" w:w="80"/>
+              <w:right w:type="dxa" w:w="100"/>
+            </w:tcMar>
+            <w:vAlign w:val="top"/>
+          </w:tcPr>
           <w:p>
             <w:pPr>
               <w:spacing w:after="40"/>
-            </w:pPr>
-            <w:r>
-              <w:rPr>
-                <w:sz w:val="21"/>
-                <w:szCs w:val="21"/>
-              </w:rPr>
-              <w:t xml:space="preserve">Looking at two or more amounts to see how they are related.</w:t>
-            </w:r>
-          </w:p>
-          <w:p>
-            <w:pPr>
-              <w:spacing w:after="0"/>
-            </w:pPr>
-            <w:r>
-              <w:rPr>
-                <w:b/>
-                <w:bCs/>
-                <w:color w:val="1FA6A2"/>
-                <w:sz w:val="18"/>
-                <w:szCs w:val="18"/>
-              </w:rPr>
-              <w:t xml:space="preserve">Example:  </w:t>
-            </w:r>
-            <w:r>
-              <w:rPr>
-                <w:i/>
-                <w:iCs/>
-                <w:color w:val="5F6F80"/>
-                <w:sz w:val="18"/>
-                <w:szCs w:val="18"/>
-              </w:rPr>
-              <w:t xml:space="preserve">5 eggs vs. 3 eggs — which recipe uses more?</w:t>
-            </w:r>
-          </w:p>
-        </w:tc>
-      </w:tr>
-    </w:tbl>
-    <w:tbl>
-      <w:tblPr>
-        <w:tblW w:type="pct" w:w="100%"/>
-        <w:tblBorders>
-          <w:top w:val="none" w:color="FFFFFF" w:sz="0"/>
-          <w:left w:val="none" w:color="FFFFFF" w:sz="0"/>
-          <w:bottom w:val="single" w:color="C7D2DD" w:sz="4"/>
-          <w:right w:val="none" w:color="FFFFFF" w:sz="0"/>
-          <w:insideH w:val="none" w:color="FFFFFF" w:sz="0"/>
-          <w:insideV w:val="none" w:color="FFFFFF" w:sz="0"/>
-        </w:tblBorders>
-      </w:tblPr>
-      <w:tblGrid>
-        <w:gridCol w:w="1800"/>
-        <w:gridCol w:w="7560"/>
-      </w:tblGrid>
-      <w:tr>
-        <w:trPr>
-          <w:cantSplit/>
-        </w:trPr>
-        <w:tc>
-          <w:tcPr>
-            <w:tcW w:type="dxa" w:w="1800"/>
-            <w:tcMar>
-              <w:top w:type="dxa" w:w="100"/>
-              <w:left w:type="dxa" w:w="40"/>
-              <w:bottom w:type="dxa" w:w="100"/>
-              <w:right w:type="dxa" w:w="120"/>
-            </w:tcMar>
-            <w:vAlign w:val="center"/>
-          </w:tcPr>
-          <w:p>
-            <w:pPr>
-              <w:spacing w:after="0"/>
               <w:jc w:val="center"/>
             </w:pPr>
             <w:r>
               <w:drawing>
                 <wp:inline distT="0" distB="0" distL="0" distR="0">
-                  <wp:extent cx="1047750" cy="790575"/>
+                  <wp:extent cx="876300" cy="657225"/>
                   <wp:effectExtent t="0" r="0" b="0" l="0"/>
                   <wp:docPr id="1" name="" descr="" title=""/>
                   <wp:cNvGraphicFramePr>
@@ -793,7 +1097,7 @@
                         <pic:spPr bwMode="auto">
                           <a:xfrm>
                             <a:off x="0" y="0"/>
-                            <a:ext cx="1047750" cy="790575"/>
+                            <a:ext cx="876300" cy="657225"/>
                           </a:xfrm>
                           <a:prstGeom prst="rect">
                             <a:avLst/>
@@ -806,32 +1110,108 @@
               </w:drawing>
             </w:r>
           </w:p>
-        </w:tc>
-        <w:tc>
-          <w:tcPr>
-            <w:tcW w:type="dxa" w:w="7560"/>
-            <w:tcMar>
-              <w:top w:type="dxa" w:w="100"/>
-              <w:left w:type="dxa" w:w="40"/>
-              <w:bottom w:type="dxa" w:w="100"/>
-              <w:right w:type="dxa" w:w="40"/>
-            </w:tcMar>
-            <w:vAlign w:val="center"/>
-          </w:tcPr>
-          <w:p>
-            <w:pPr>
-              <w:spacing w:after="50"/>
+          <w:p>
+            <w:pPr>
+              <w:spacing w:after="0"/>
+            </w:pPr>
+            <w:r>
+              <w:rPr>
+                <w:i/>
+                <w:iCs/>
+                <w:color w:val="5F6F80"/>
+                <w:sz w:val="18"/>
+                <w:szCs w:val="18"/>
+              </w:rPr>
+              <w:t xml:space="preserve">3 teal counters to 5 amber counters → 3:5</w:t>
+            </w:r>
+          </w:p>
+        </w:tc>
+      </w:tr>
+      <w:tr>
+        <w:trPr>
+          <w:cantSplit/>
+        </w:trPr>
+        <w:tc>
+          <w:tcPr>
+            <w:tcW w:type="dxa" w:w="1800"/>
+            <w:tcMar>
+              <w:top w:type="dxa" w:w="80"/>
+              <w:left w:type="dxa" w:w="100"/>
+              <w:bottom w:type="dxa" w:w="80"/>
+              <w:right w:type="dxa" w:w="100"/>
+            </w:tcMar>
+            <w:vAlign w:val="top"/>
+          </w:tcPr>
+          <w:p>
+            <w:pPr>
+              <w:spacing w:after="30"/>
             </w:pPr>
             <w:r>
               <w:rPr>
                 <w:b/>
                 <w:bCs/>
                 <w:color w:val="12355B"/>
-                <w:sz w:val="24"/>
-                <w:szCs w:val="24"/>
-              </w:rPr>
-              <w:t xml:space="preserve">Part-to-part</w:t>
-            </w:r>
+                <w:sz w:val="21"/>
+                <w:szCs w:val="21"/>
+              </w:rPr>
+              <w:t xml:space="preserve">Part-to-whole</w:t>
+            </w:r>
+          </w:p>
+          <w:p>
+            <w:pPr>
+              <w:spacing w:after="0"/>
+            </w:pPr>
+            <w:r>
+              <w:rPr>
+                <w:i/>
+                <w:iCs/>
+                <w:color w:val="5F6F80"/>
+                <w:sz w:val="18"/>
+                <w:szCs w:val="18"/>
+              </w:rPr>
+              <w:t xml:space="preserve">Parte a todo</w:t>
+            </w:r>
+          </w:p>
+        </w:tc>
+        <w:tc>
+          <w:tcPr>
+            <w:tcW w:type="dxa" w:w="3160"/>
+            <w:tcMar>
+              <w:top w:type="dxa" w:w="80"/>
+              <w:left w:type="dxa" w:w="100"/>
+              <w:bottom w:type="dxa" w:w="80"/>
+              <w:right w:type="dxa" w:w="100"/>
+            </w:tcMar>
+            <w:vAlign w:val="top"/>
+          </w:tcPr>
+          <w:p>
+            <w:pPr>
+              <w:spacing w:after="0"/>
+            </w:pPr>
+            <w:r>
+              <w:rPr>
+                <w:sz w:val="20"/>
+                <w:szCs w:val="20"/>
+              </w:rPr>
+              <w:t xml:space="preserve">A ratio comparing one part to the whole group.</w:t>
+            </w:r>
+          </w:p>
+        </w:tc>
+        <w:tc>
+          <w:tcPr>
+            <w:tcW w:type="dxa" w:w="2200"/>
+            <w:tcMar>
+              <w:top w:type="dxa" w:w="80"/>
+              <w:left w:type="dxa" w:w="100"/>
+              <w:bottom w:type="dxa" w:w="80"/>
+              <w:right w:type="dxa" w:w="100"/>
+            </w:tcMar>
+            <w:vAlign w:val="top"/>
+          </w:tcPr>
+          <w:p>
+            <w:pPr>
+              <w:spacing w:after="40"/>
+            </w:pPr>
             <w:r>
               <w:rPr>
                 <w:i/>
@@ -840,89 +1220,41 @@
                 <w:sz w:val="19"/>
                 <w:szCs w:val="19"/>
               </w:rPr>
-              <w:t xml:space="preserve">   Parte a parte</w:t>
-            </w:r>
-          </w:p>
+              <w:t xml:space="preserve">Not Part-to-whole: write a counter-example that breaks the definition.</w:t>
+            </w:r>
+          </w:p>
+          <w:p>
+            <w:pPr>
+              <w:pBdr>
+                <w:bottom w:val="single" w:color="AFBECC" w:sz="6"/>
+              </w:pBdr>
+              <w:spacing w:after="30" w:before="150"/>
+            </w:pPr>
+            <w:r>
+              <w:t xml:space="preserve"/>
+            </w:r>
+          </w:p>
+        </w:tc>
+        <w:tc>
+          <w:tcPr>
+            <w:tcW w:type="dxa" w:w="2200"/>
+            <w:tcMar>
+              <w:top w:type="dxa" w:w="80"/>
+              <w:left w:type="dxa" w:w="100"/>
+              <w:bottom w:type="dxa" w:w="80"/>
+              <w:right w:type="dxa" w:w="100"/>
+            </w:tcMar>
+            <w:vAlign w:val="top"/>
+          </w:tcPr>
           <w:p>
             <w:pPr>
               <w:spacing w:after="40"/>
-            </w:pPr>
-            <w:r>
-              <w:rPr>
-                <w:sz w:val="21"/>
-                <w:szCs w:val="21"/>
-              </w:rPr>
-              <w:t xml:space="preserve">A ratio comparing one part of a group to another part.</w:t>
-            </w:r>
-          </w:p>
-          <w:p>
-            <w:pPr>
-              <w:spacing w:after="0"/>
-            </w:pPr>
-            <w:r>
-              <w:rPr>
-                <w:b/>
-                <w:bCs/>
-                <w:color w:val="1FA6A2"/>
-                <w:sz w:val="18"/>
-                <w:szCs w:val="18"/>
-              </w:rPr>
-              <w:t xml:space="preserve">Example:  </w:t>
-            </w:r>
-            <w:r>
-              <w:rPr>
-                <w:i/>
-                <w:iCs/>
-                <w:color w:val="5F6F80"/>
-                <w:sz w:val="18"/>
-                <w:szCs w:val="18"/>
-              </w:rPr>
-              <w:t xml:space="preserve">3 teal counters to 5 amber counters → 3:5</w:t>
-            </w:r>
-          </w:p>
-        </w:tc>
-      </w:tr>
-    </w:tbl>
-    <w:tbl>
-      <w:tblPr>
-        <w:tblW w:type="pct" w:w="100%"/>
-        <w:tblBorders>
-          <w:top w:val="none" w:color="FFFFFF" w:sz="0"/>
-          <w:left w:val="none" w:color="FFFFFF" w:sz="0"/>
-          <w:bottom w:val="single" w:color="C7D2DD" w:sz="4"/>
-          <w:right w:val="none" w:color="FFFFFF" w:sz="0"/>
-          <w:insideH w:val="none" w:color="FFFFFF" w:sz="0"/>
-          <w:insideV w:val="none" w:color="FFFFFF" w:sz="0"/>
-        </w:tblBorders>
-      </w:tblPr>
-      <w:tblGrid>
-        <w:gridCol w:w="1800"/>
-        <w:gridCol w:w="7560"/>
-      </w:tblGrid>
-      <w:tr>
-        <w:trPr>
-          <w:cantSplit/>
-        </w:trPr>
-        <w:tc>
-          <w:tcPr>
-            <w:tcW w:type="dxa" w:w="1800"/>
-            <w:tcMar>
-              <w:top w:type="dxa" w:w="100"/>
-              <w:left w:type="dxa" w:w="40"/>
-              <w:bottom w:type="dxa" w:w="100"/>
-              <w:right w:type="dxa" w:w="120"/>
-            </w:tcMar>
-            <w:vAlign w:val="center"/>
-          </w:tcPr>
-          <w:p>
-            <w:pPr>
-              <w:spacing w:after="0"/>
               <w:jc w:val="center"/>
             </w:pPr>
             <w:r>
               <w:drawing>
                 <wp:inline distT="0" distB="0" distL="0" distR="0">
-                  <wp:extent cx="1047750" cy="790575"/>
+                  <wp:extent cx="876300" cy="657225"/>
                   <wp:effectExtent t="0" r="0" b="0" l="0"/>
                   <wp:docPr id="1" name="" descr="" title=""/>
                   <wp:cNvGraphicFramePr>
@@ -947,7 +1279,7 @@
                         <pic:spPr bwMode="auto">
                           <a:xfrm>
                             <a:off x="0" y="0"/>
-                            <a:ext cx="1047750" cy="790575"/>
+                            <a:ext cx="876300" cy="657225"/>
                           </a:xfrm>
                           <a:prstGeom prst="rect">
                             <a:avLst/>
@@ -960,32 +1292,108 @@
               </w:drawing>
             </w:r>
           </w:p>
-        </w:tc>
-        <w:tc>
-          <w:tcPr>
-            <w:tcW w:type="dxa" w:w="7560"/>
-            <w:tcMar>
-              <w:top w:type="dxa" w:w="100"/>
-              <w:left w:type="dxa" w:w="40"/>
-              <w:bottom w:type="dxa" w:w="100"/>
-              <w:right w:type="dxa" w:w="40"/>
-            </w:tcMar>
-            <w:vAlign w:val="center"/>
-          </w:tcPr>
-          <w:p>
-            <w:pPr>
-              <w:spacing w:after="50"/>
+          <w:p>
+            <w:pPr>
+              <w:spacing w:after="0"/>
+            </w:pPr>
+            <w:r>
+              <w:rPr>
+                <w:i/>
+                <w:iCs/>
+                <w:color w:val="5F6F80"/>
+                <w:sz w:val="18"/>
+                <w:szCs w:val="18"/>
+              </w:rPr>
+              <w:t xml:space="preserve">3 teal counters out of 8 counters in all → 3:8</w:t>
+            </w:r>
+          </w:p>
+        </w:tc>
+      </w:tr>
+      <w:tr>
+        <w:trPr>
+          <w:cantSplit/>
+        </w:trPr>
+        <w:tc>
+          <w:tcPr>
+            <w:tcW w:type="dxa" w:w="1800"/>
+            <w:tcMar>
+              <w:top w:type="dxa" w:w="80"/>
+              <w:left w:type="dxa" w:w="100"/>
+              <w:bottom w:type="dxa" w:w="80"/>
+              <w:right w:type="dxa" w:w="100"/>
+            </w:tcMar>
+            <w:vAlign w:val="top"/>
+          </w:tcPr>
+          <w:p>
+            <w:pPr>
+              <w:spacing w:after="30"/>
             </w:pPr>
             <w:r>
               <w:rPr>
                 <w:b/>
                 <w:bCs/>
                 <w:color w:val="12355B"/>
-                <w:sz w:val="24"/>
-                <w:szCs w:val="24"/>
-              </w:rPr>
-              <w:t xml:space="preserve">Part-to-whole</w:t>
-            </w:r>
+                <w:sz w:val="21"/>
+                <w:szCs w:val="21"/>
+              </w:rPr>
+              <w:t xml:space="preserve">Colon notation</w:t>
+            </w:r>
+          </w:p>
+          <w:p>
+            <w:pPr>
+              <w:spacing w:after="0"/>
+            </w:pPr>
+            <w:r>
+              <w:rPr>
+                <w:i/>
+                <w:iCs/>
+                <w:color w:val="5F6F80"/>
+                <w:sz w:val="18"/>
+                <w:szCs w:val="18"/>
+              </w:rPr>
+              <w:t xml:space="preserve">Notación con dos puntos</w:t>
+            </w:r>
+          </w:p>
+        </w:tc>
+        <w:tc>
+          <w:tcPr>
+            <w:tcW w:type="dxa" w:w="3160"/>
+            <w:tcMar>
+              <w:top w:type="dxa" w:w="80"/>
+              <w:left w:type="dxa" w:w="100"/>
+              <w:bottom w:type="dxa" w:w="80"/>
+              <w:right w:type="dxa" w:w="100"/>
+            </w:tcMar>
+            <w:vAlign w:val="top"/>
+          </w:tcPr>
+          <w:p>
+            <w:pPr>
+              <w:spacing w:after="0"/>
+            </w:pPr>
+            <w:r>
+              <w:rPr>
+                <w:sz w:val="20"/>
+                <w:szCs w:val="20"/>
+              </w:rPr>
+              <w:t xml:space="preserve">Writing a ratio with two dots between the numbers, like 3:2.</w:t>
+            </w:r>
+          </w:p>
+        </w:tc>
+        <w:tc>
+          <w:tcPr>
+            <w:tcW w:type="dxa" w:w="2200"/>
+            <w:tcMar>
+              <w:top w:type="dxa" w:w="80"/>
+              <w:left w:type="dxa" w:w="100"/>
+              <w:bottom w:type="dxa" w:w="80"/>
+              <w:right w:type="dxa" w:w="100"/>
+            </w:tcMar>
+            <w:vAlign w:val="top"/>
+          </w:tcPr>
+          <w:p>
+            <w:pPr>
+              <w:spacing w:after="40"/>
+            </w:pPr>
             <w:r>
               <w:rPr>
                 <w:i/>
@@ -994,89 +1402,41 @@
                 <w:sz w:val="19"/>
                 <w:szCs w:val="19"/>
               </w:rPr>
-              <w:t xml:space="preserve">   Parte a todo</w:t>
-            </w:r>
-          </w:p>
+              <w:t xml:space="preserve">Not Colon notation: write a counter-example that breaks the definition.</w:t>
+            </w:r>
+          </w:p>
+          <w:p>
+            <w:pPr>
+              <w:pBdr>
+                <w:bottom w:val="single" w:color="AFBECC" w:sz="6"/>
+              </w:pBdr>
+              <w:spacing w:after="30" w:before="150"/>
+            </w:pPr>
+            <w:r>
+              <w:t xml:space="preserve"/>
+            </w:r>
+          </w:p>
+        </w:tc>
+        <w:tc>
+          <w:tcPr>
+            <w:tcW w:type="dxa" w:w="2200"/>
+            <w:tcMar>
+              <w:top w:type="dxa" w:w="80"/>
+              <w:left w:type="dxa" w:w="100"/>
+              <w:bottom w:type="dxa" w:w="80"/>
+              <w:right w:type="dxa" w:w="100"/>
+            </w:tcMar>
+            <w:vAlign w:val="top"/>
+          </w:tcPr>
           <w:p>
             <w:pPr>
               <w:spacing w:after="40"/>
-            </w:pPr>
-            <w:r>
-              <w:rPr>
-                <w:sz w:val="21"/>
-                <w:szCs w:val="21"/>
-              </w:rPr>
-              <w:t xml:space="preserve">A ratio comparing one part to the whole group.</w:t>
-            </w:r>
-          </w:p>
-          <w:p>
-            <w:pPr>
-              <w:spacing w:after="0"/>
-            </w:pPr>
-            <w:r>
-              <w:rPr>
-                <w:b/>
-                <w:bCs/>
-                <w:color w:val="1FA6A2"/>
-                <w:sz w:val="18"/>
-                <w:szCs w:val="18"/>
-              </w:rPr>
-              <w:t xml:space="preserve">Example:  </w:t>
-            </w:r>
-            <w:r>
-              <w:rPr>
-                <w:i/>
-                <w:iCs/>
-                <w:color w:val="5F6F80"/>
-                <w:sz w:val="18"/>
-                <w:szCs w:val="18"/>
-              </w:rPr>
-              <w:t xml:space="preserve">3 teal counters out of 8 counters in all → 3:8</w:t>
-            </w:r>
-          </w:p>
-        </w:tc>
-      </w:tr>
-    </w:tbl>
-    <w:tbl>
-      <w:tblPr>
-        <w:tblW w:type="pct" w:w="100%"/>
-        <w:tblBorders>
-          <w:top w:val="none" w:color="FFFFFF" w:sz="0"/>
-          <w:left w:val="none" w:color="FFFFFF" w:sz="0"/>
-          <w:bottom w:val="single" w:color="C7D2DD" w:sz="4"/>
-          <w:right w:val="none" w:color="FFFFFF" w:sz="0"/>
-          <w:insideH w:val="none" w:color="FFFFFF" w:sz="0"/>
-          <w:insideV w:val="none" w:color="FFFFFF" w:sz="0"/>
-        </w:tblBorders>
-      </w:tblPr>
-      <w:tblGrid>
-        <w:gridCol w:w="1800"/>
-        <w:gridCol w:w="7560"/>
-      </w:tblGrid>
-      <w:tr>
-        <w:trPr>
-          <w:cantSplit/>
-        </w:trPr>
-        <w:tc>
-          <w:tcPr>
-            <w:tcW w:type="dxa" w:w="1800"/>
-            <w:tcMar>
-              <w:top w:type="dxa" w:w="100"/>
-              <w:left w:type="dxa" w:w="40"/>
-              <w:bottom w:type="dxa" w:w="100"/>
-              <w:right w:type="dxa" w:w="120"/>
-            </w:tcMar>
-            <w:vAlign w:val="center"/>
-          </w:tcPr>
-          <w:p>
-            <w:pPr>
-              <w:spacing w:after="0"/>
               <w:jc w:val="center"/>
             </w:pPr>
             <w:r>
               <w:drawing>
                 <wp:inline distT="0" distB="0" distL="0" distR="0">
-                  <wp:extent cx="1047750" cy="790575"/>
+                  <wp:extent cx="876300" cy="657225"/>
                   <wp:effectExtent t="0" r="0" b="0" l="0"/>
                   <wp:docPr id="1" name="" descr="" title=""/>
                   <wp:cNvGraphicFramePr>
@@ -1101,7 +1461,7 @@
                         <pic:spPr bwMode="auto">
                           <a:xfrm>
                             <a:off x="0" y="0"/>
-                            <a:ext cx="1047750" cy="790575"/>
+                            <a:ext cx="876300" cy="657225"/>
                           </a:xfrm>
                           <a:prstGeom prst="rect">
                             <a:avLst/>
@@ -1114,32 +1474,108 @@
               </w:drawing>
             </w:r>
           </w:p>
-        </w:tc>
-        <w:tc>
-          <w:tcPr>
-            <w:tcW w:type="dxa" w:w="7560"/>
-            <w:tcMar>
-              <w:top w:type="dxa" w:w="100"/>
-              <w:left w:type="dxa" w:w="40"/>
-              <w:bottom w:type="dxa" w:w="100"/>
-              <w:right w:type="dxa" w:w="40"/>
-            </w:tcMar>
-            <w:vAlign w:val="center"/>
-          </w:tcPr>
-          <w:p>
-            <w:pPr>
-              <w:spacing w:after="50"/>
+          <w:p>
+            <w:pPr>
+              <w:spacing w:after="0"/>
+            </w:pPr>
+            <w:r>
+              <w:rPr>
+                <w:i/>
+                <w:iCs/>
+                <w:color w:val="5F6F80"/>
+                <w:sz w:val="18"/>
+                <w:szCs w:val="18"/>
+              </w:rPr>
+              <w:t xml:space="preserve">3 to 2 can be written as 3:2</w:t>
+            </w:r>
+          </w:p>
+        </w:tc>
+      </w:tr>
+      <w:tr>
+        <w:trPr>
+          <w:cantSplit/>
+        </w:trPr>
+        <w:tc>
+          <w:tcPr>
+            <w:tcW w:type="dxa" w:w="1800"/>
+            <w:tcMar>
+              <w:top w:type="dxa" w:w="80"/>
+              <w:left w:type="dxa" w:w="100"/>
+              <w:bottom w:type="dxa" w:w="80"/>
+              <w:right w:type="dxa" w:w="100"/>
+            </w:tcMar>
+            <w:vAlign w:val="top"/>
+          </w:tcPr>
+          <w:p>
+            <w:pPr>
+              <w:spacing w:after="30"/>
             </w:pPr>
             <w:r>
               <w:rPr>
                 <w:b/>
                 <w:bCs/>
                 <w:color w:val="12355B"/>
-                <w:sz w:val="24"/>
-                <w:szCs w:val="24"/>
-              </w:rPr>
-              <w:t xml:space="preserve">Colon notation</w:t>
-            </w:r>
+                <w:sz w:val="21"/>
+                <w:szCs w:val="21"/>
+              </w:rPr>
+              <w:t xml:space="preserve">Tape diagram</w:t>
+            </w:r>
+          </w:p>
+          <w:p>
+            <w:pPr>
+              <w:spacing w:after="0"/>
+            </w:pPr>
+            <w:r>
+              <w:rPr>
+                <w:i/>
+                <w:iCs/>
+                <w:color w:val="5F6F80"/>
+                <w:sz w:val="18"/>
+                <w:szCs w:val="18"/>
+              </w:rPr>
+              <w:t xml:space="preserve">Diagrama de cintas</w:t>
+            </w:r>
+          </w:p>
+        </w:tc>
+        <w:tc>
+          <w:tcPr>
+            <w:tcW w:type="dxa" w:w="3160"/>
+            <w:tcMar>
+              <w:top w:type="dxa" w:w="80"/>
+              <w:left w:type="dxa" w:w="100"/>
+              <w:bottom w:type="dxa" w:w="80"/>
+              <w:right w:type="dxa" w:w="100"/>
+            </w:tcMar>
+            <w:vAlign w:val="top"/>
+          </w:tcPr>
+          <w:p>
+            <w:pPr>
+              <w:spacing w:after="0"/>
+            </w:pPr>
+            <w:r>
+              <w:rPr>
+                <w:sz w:val="20"/>
+                <w:szCs w:val="20"/>
+              </w:rPr>
+              <w:t xml:space="preserve">A bar cut into equal parts that shows how two amounts in a ratio compare, and how they make up the whole.</w:t>
+            </w:r>
+          </w:p>
+        </w:tc>
+        <w:tc>
+          <w:tcPr>
+            <w:tcW w:type="dxa" w:w="2200"/>
+            <w:tcMar>
+              <w:top w:type="dxa" w:w="80"/>
+              <w:left w:type="dxa" w:w="100"/>
+              <w:bottom w:type="dxa" w:w="80"/>
+              <w:right w:type="dxa" w:w="100"/>
+            </w:tcMar>
+            <w:vAlign w:val="top"/>
+          </w:tcPr>
+          <w:p>
+            <w:pPr>
+              <w:spacing w:after="40"/>
+            </w:pPr>
             <w:r>
               <w:rPr>
                 <w:i/>
@@ -1148,89 +1584,41 @@
                 <w:sz w:val="19"/>
                 <w:szCs w:val="19"/>
               </w:rPr>
-              <w:t xml:space="preserve">   Notación con dos puntos</w:t>
-            </w:r>
-          </w:p>
+              <w:t xml:space="preserve">Not Tape diagram: write a counter-example that breaks the definition.</w:t>
+            </w:r>
+          </w:p>
+          <w:p>
+            <w:pPr>
+              <w:pBdr>
+                <w:bottom w:val="single" w:color="AFBECC" w:sz="6"/>
+              </w:pBdr>
+              <w:spacing w:after="30" w:before="150"/>
+            </w:pPr>
+            <w:r>
+              <w:t xml:space="preserve"/>
+            </w:r>
+          </w:p>
+        </w:tc>
+        <w:tc>
+          <w:tcPr>
+            <w:tcW w:type="dxa" w:w="2200"/>
+            <w:tcMar>
+              <w:top w:type="dxa" w:w="80"/>
+              <w:left w:type="dxa" w:w="100"/>
+              <w:bottom w:type="dxa" w:w="80"/>
+              <w:right w:type="dxa" w:w="100"/>
+            </w:tcMar>
+            <w:vAlign w:val="top"/>
+          </w:tcPr>
           <w:p>
             <w:pPr>
               <w:spacing w:after="40"/>
-            </w:pPr>
-            <w:r>
-              <w:rPr>
-                <w:sz w:val="21"/>
-                <w:szCs w:val="21"/>
-              </w:rPr>
-              <w:t xml:space="preserve">Writing a ratio with two dots between the numbers, like 3:2.</w:t>
-            </w:r>
-          </w:p>
-          <w:p>
-            <w:pPr>
-              <w:spacing w:after="0"/>
-            </w:pPr>
-            <w:r>
-              <w:rPr>
-                <w:b/>
-                <w:bCs/>
-                <w:color w:val="1FA6A2"/>
-                <w:sz w:val="18"/>
-                <w:szCs w:val="18"/>
-              </w:rPr>
-              <w:t xml:space="preserve">Example:  </w:t>
-            </w:r>
-            <w:r>
-              <w:rPr>
-                <w:i/>
-                <w:iCs/>
-                <w:color w:val="5F6F80"/>
-                <w:sz w:val="18"/>
-                <w:szCs w:val="18"/>
-              </w:rPr>
-              <w:t xml:space="preserve">3 to 2 can be written as 3:2</w:t>
-            </w:r>
-          </w:p>
-        </w:tc>
-      </w:tr>
-    </w:tbl>
-    <w:tbl>
-      <w:tblPr>
-        <w:tblW w:type="pct" w:w="100%"/>
-        <w:tblBorders>
-          <w:top w:val="none" w:color="FFFFFF" w:sz="0"/>
-          <w:left w:val="none" w:color="FFFFFF" w:sz="0"/>
-          <w:bottom w:val="single" w:color="C7D2DD" w:sz="4"/>
-          <w:right w:val="none" w:color="FFFFFF" w:sz="0"/>
-          <w:insideH w:val="none" w:color="FFFFFF" w:sz="0"/>
-          <w:insideV w:val="none" w:color="FFFFFF" w:sz="0"/>
-        </w:tblBorders>
-      </w:tblPr>
-      <w:tblGrid>
-        <w:gridCol w:w="1800"/>
-        <w:gridCol w:w="7560"/>
-      </w:tblGrid>
-      <w:tr>
-        <w:trPr>
-          <w:cantSplit/>
-        </w:trPr>
-        <w:tc>
-          <w:tcPr>
-            <w:tcW w:type="dxa" w:w="1800"/>
-            <w:tcMar>
-              <w:top w:type="dxa" w:w="100"/>
-              <w:left w:type="dxa" w:w="40"/>
-              <w:bottom w:type="dxa" w:w="100"/>
-              <w:right w:type="dxa" w:w="120"/>
-            </w:tcMar>
-            <w:vAlign w:val="center"/>
-          </w:tcPr>
-          <w:p>
-            <w:pPr>
-              <w:spacing w:after="0"/>
               <w:jc w:val="center"/>
             </w:pPr>
             <w:r>
               <w:drawing>
                 <wp:inline distT="0" distB="0" distL="0" distR="0">
-                  <wp:extent cx="1047750" cy="790575"/>
+                  <wp:extent cx="876300" cy="657225"/>
                   <wp:effectExtent t="0" r="0" b="0" l="0"/>
                   <wp:docPr id="1" name="" descr="" title=""/>
                   <wp:cNvGraphicFramePr>
@@ -1255,7 +1643,7 @@
                         <pic:spPr bwMode="auto">
                           <a:xfrm>
                             <a:off x="0" y="0"/>
-                            <a:ext cx="1047750" cy="790575"/>
+                            <a:ext cx="876300" cy="657225"/>
                           </a:xfrm>
                           <a:prstGeom prst="rect">
                             <a:avLst/>
@@ -1268,32 +1656,108 @@
               </w:drawing>
             </w:r>
           </w:p>
-        </w:tc>
-        <w:tc>
-          <w:tcPr>
-            <w:tcW w:type="dxa" w:w="7560"/>
-            <w:tcMar>
-              <w:top w:type="dxa" w:w="100"/>
-              <w:left w:type="dxa" w:w="40"/>
-              <w:bottom w:type="dxa" w:w="100"/>
-              <w:right w:type="dxa" w:w="40"/>
-            </w:tcMar>
-            <w:vAlign w:val="center"/>
-          </w:tcPr>
-          <w:p>
-            <w:pPr>
-              <w:spacing w:after="50"/>
+          <w:p>
+            <w:pPr>
+              <w:spacing w:after="0"/>
+            </w:pPr>
+            <w:r>
+              <w:rPr>
+                <w:i/>
+                <w:iCs/>
+                <w:color w:val="5F6F80"/>
+                <w:sz w:val="18"/>
+                <w:szCs w:val="18"/>
+              </w:rPr>
+              <w:t xml:space="preserve">3 equal parts of apple juice beside 2 equal parts of sparkling water — 5 parts of fruit drink in all.</w:t>
+            </w:r>
+          </w:p>
+        </w:tc>
+      </w:tr>
+      <w:tr>
+        <w:trPr>
+          <w:cantSplit/>
+        </w:trPr>
+        <w:tc>
+          <w:tcPr>
+            <w:tcW w:type="dxa" w:w="1800"/>
+            <w:tcMar>
+              <w:top w:type="dxa" w:w="80"/>
+              <w:left w:type="dxa" w:w="100"/>
+              <w:bottom w:type="dxa" w:w="80"/>
+              <w:right w:type="dxa" w:w="100"/>
+            </w:tcMar>
+            <w:vAlign w:val="top"/>
+          </w:tcPr>
+          <w:p>
+            <w:pPr>
+              <w:spacing w:after="30"/>
             </w:pPr>
             <w:r>
               <w:rPr>
                 <w:b/>
                 <w:bCs/>
                 <w:color w:val="12355B"/>
-                <w:sz w:val="24"/>
-                <w:szCs w:val="24"/>
-              </w:rPr>
-              <w:t xml:space="preserve">Tape diagram</w:t>
-            </w:r>
+                <w:sz w:val="21"/>
+                <w:szCs w:val="21"/>
+              </w:rPr>
+              <w:t xml:space="preserve">Double number line</w:t>
+            </w:r>
+          </w:p>
+          <w:p>
+            <w:pPr>
+              <w:spacing w:after="0"/>
+            </w:pPr>
+            <w:r>
+              <w:rPr>
+                <w:i/>
+                <w:iCs/>
+                <w:color w:val="5F6F80"/>
+                <w:sz w:val="18"/>
+                <w:szCs w:val="18"/>
+              </w:rPr>
+              <w:t xml:space="preserve">Recta numérica doble</w:t>
+            </w:r>
+          </w:p>
+        </w:tc>
+        <w:tc>
+          <w:tcPr>
+            <w:tcW w:type="dxa" w:w="3160"/>
+            <w:tcMar>
+              <w:top w:type="dxa" w:w="80"/>
+              <w:left w:type="dxa" w:w="100"/>
+              <w:bottom w:type="dxa" w:w="80"/>
+              <w:right w:type="dxa" w:w="100"/>
+            </w:tcMar>
+            <w:vAlign w:val="top"/>
+          </w:tcPr>
+          <w:p>
+            <w:pPr>
+              <w:spacing w:after="0"/>
+            </w:pPr>
+            <w:r>
+              <w:rPr>
+                <w:sz w:val="20"/>
+                <w:szCs w:val="20"/>
+              </w:rPr>
+              <w:t xml:space="preserve">Two number lines lined up so matching tick marks show the two quantities in a ratio at the same time.</w:t>
+            </w:r>
+          </w:p>
+        </w:tc>
+        <w:tc>
+          <w:tcPr>
+            <w:tcW w:type="dxa" w:w="2200"/>
+            <w:tcMar>
+              <w:top w:type="dxa" w:w="80"/>
+              <w:left w:type="dxa" w:w="100"/>
+              <w:bottom w:type="dxa" w:w="80"/>
+              <w:right w:type="dxa" w:w="100"/>
+            </w:tcMar>
+            <w:vAlign w:val="top"/>
+          </w:tcPr>
+          <w:p>
+            <w:pPr>
+              <w:spacing w:after="40"/>
+            </w:pPr>
             <w:r>
               <w:rPr>
                 <w:i/>
@@ -1302,89 +1766,41 @@
                 <w:sz w:val="19"/>
                 <w:szCs w:val="19"/>
               </w:rPr>
-              <w:t xml:space="preserve">   Diagrama de cintas</w:t>
-            </w:r>
-          </w:p>
+              <w:t xml:space="preserve">Not Double number line: write a counter-example that breaks the definition.</w:t>
+            </w:r>
+          </w:p>
+          <w:p>
+            <w:pPr>
+              <w:pBdr>
+                <w:bottom w:val="single" w:color="AFBECC" w:sz="6"/>
+              </w:pBdr>
+              <w:spacing w:after="30" w:before="150"/>
+            </w:pPr>
+            <w:r>
+              <w:t xml:space="preserve"/>
+            </w:r>
+          </w:p>
+        </w:tc>
+        <w:tc>
+          <w:tcPr>
+            <w:tcW w:type="dxa" w:w="2200"/>
+            <w:tcMar>
+              <w:top w:type="dxa" w:w="80"/>
+              <w:left w:type="dxa" w:w="100"/>
+              <w:bottom w:type="dxa" w:w="80"/>
+              <w:right w:type="dxa" w:w="100"/>
+            </w:tcMar>
+            <w:vAlign w:val="top"/>
+          </w:tcPr>
           <w:p>
             <w:pPr>
               <w:spacing w:after="40"/>
-            </w:pPr>
-            <w:r>
-              <w:rPr>
-                <w:sz w:val="21"/>
-                <w:szCs w:val="21"/>
-              </w:rPr>
-              <w:t xml:space="preserve">A bar cut into equal parts that shows how two amounts in a ratio compare, and how they make up the whole.</w:t>
-            </w:r>
-          </w:p>
-          <w:p>
-            <w:pPr>
-              <w:spacing w:after="0"/>
-            </w:pPr>
-            <w:r>
-              <w:rPr>
-                <w:b/>
-                <w:bCs/>
-                <w:color w:val="1FA6A2"/>
-                <w:sz w:val="18"/>
-                <w:szCs w:val="18"/>
-              </w:rPr>
-              <w:t xml:space="preserve">Example:  </w:t>
-            </w:r>
-            <w:r>
-              <w:rPr>
-                <w:i/>
-                <w:iCs/>
-                <w:color w:val="5F6F80"/>
-                <w:sz w:val="18"/>
-                <w:szCs w:val="18"/>
-              </w:rPr>
-              <w:t xml:space="preserve">3 equal parts of apple juice beside 2 equal parts of sparkling water — 5 parts of fruit drink in all.</w:t>
-            </w:r>
-          </w:p>
-        </w:tc>
-      </w:tr>
-    </w:tbl>
-    <w:tbl>
-      <w:tblPr>
-        <w:tblW w:type="pct" w:w="100%"/>
-        <w:tblBorders>
-          <w:top w:val="none" w:color="FFFFFF" w:sz="0"/>
-          <w:left w:val="none" w:color="FFFFFF" w:sz="0"/>
-          <w:bottom w:val="single" w:color="C7D2DD" w:sz="4"/>
-          <w:right w:val="none" w:color="FFFFFF" w:sz="0"/>
-          <w:insideH w:val="none" w:color="FFFFFF" w:sz="0"/>
-          <w:insideV w:val="none" w:color="FFFFFF" w:sz="0"/>
-        </w:tblBorders>
-      </w:tblPr>
-      <w:tblGrid>
-        <w:gridCol w:w="1800"/>
-        <w:gridCol w:w="7560"/>
-      </w:tblGrid>
-      <w:tr>
-        <w:trPr>
-          <w:cantSplit/>
-        </w:trPr>
-        <w:tc>
-          <w:tcPr>
-            <w:tcW w:type="dxa" w:w="1800"/>
-            <w:tcMar>
-              <w:top w:type="dxa" w:w="100"/>
-              <w:left w:type="dxa" w:w="40"/>
-              <w:bottom w:type="dxa" w:w="100"/>
-              <w:right w:type="dxa" w:w="120"/>
-            </w:tcMar>
-            <w:vAlign w:val="center"/>
-          </w:tcPr>
-          <w:p>
-            <w:pPr>
-              <w:spacing w:after="0"/>
               <w:jc w:val="center"/>
             </w:pPr>
             <w:r>
               <w:drawing>
                 <wp:inline distT="0" distB="0" distL="0" distR="0">
-                  <wp:extent cx="1047750" cy="790575"/>
+                  <wp:extent cx="876300" cy="657225"/>
                   <wp:effectExtent t="0" r="0" b="0" l="0"/>
                   <wp:docPr id="1" name="" descr="" title=""/>
                   <wp:cNvGraphicFramePr>
@@ -1409,7 +1825,7 @@
                         <pic:spPr bwMode="auto">
                           <a:xfrm>
                             <a:off x="0" y="0"/>
-                            <a:ext cx="1047750" cy="790575"/>
+                            <a:ext cx="876300" cy="657225"/>
                           </a:xfrm>
                           <a:prstGeom prst="rect">
                             <a:avLst/>
@@ -1422,32 +1838,108 @@
               </w:drawing>
             </w:r>
           </w:p>
-        </w:tc>
-        <w:tc>
-          <w:tcPr>
-            <w:tcW w:type="dxa" w:w="7560"/>
-            <w:tcMar>
-              <w:top w:type="dxa" w:w="100"/>
-              <w:left w:type="dxa" w:w="40"/>
-              <w:bottom w:type="dxa" w:w="100"/>
-              <w:right w:type="dxa" w:w="40"/>
-            </w:tcMar>
-            <w:vAlign w:val="center"/>
-          </w:tcPr>
-          <w:p>
-            <w:pPr>
-              <w:spacing w:after="50"/>
+          <w:p>
+            <w:pPr>
+              <w:spacing w:after="0"/>
+            </w:pPr>
+            <w:r>
+              <w:rPr>
+                <w:i/>
+                <w:iCs/>
+                <w:color w:val="5F6F80"/>
+                <w:sz w:val="18"/>
+                <w:szCs w:val="18"/>
+              </w:rPr>
+              <w:t xml:space="preserve">Cups of apple juice 0, 3, 6, 12 above cups of fruit drink 0, 5, 10, 20.</w:t>
+            </w:r>
+          </w:p>
+        </w:tc>
+      </w:tr>
+      <w:tr>
+        <w:trPr>
+          <w:cantSplit/>
+        </w:trPr>
+        <w:tc>
+          <w:tcPr>
+            <w:tcW w:type="dxa" w:w="1800"/>
+            <w:tcMar>
+              <w:top w:type="dxa" w:w="80"/>
+              <w:left w:type="dxa" w:w="100"/>
+              <w:bottom w:type="dxa" w:w="80"/>
+              <w:right w:type="dxa" w:w="100"/>
+            </w:tcMar>
+            <w:vAlign w:val="top"/>
+          </w:tcPr>
+          <w:p>
+            <w:pPr>
+              <w:spacing w:after="30"/>
             </w:pPr>
             <w:r>
               <w:rPr>
                 <w:b/>
                 <w:bCs/>
                 <w:color w:val="12355B"/>
-                <w:sz w:val="24"/>
-                <w:szCs w:val="24"/>
-              </w:rPr>
-              <w:t xml:space="preserve">Double number line</w:t>
-            </w:r>
+                <w:sz w:val="21"/>
+                <w:szCs w:val="21"/>
+              </w:rPr>
+              <w:t xml:space="preserve">Term</w:t>
+            </w:r>
+          </w:p>
+          <w:p>
+            <w:pPr>
+              <w:spacing w:after="0"/>
+            </w:pPr>
+            <w:r>
+              <w:rPr>
+                <w:i/>
+                <w:iCs/>
+                <w:color w:val="5F6F80"/>
+                <w:sz w:val="18"/>
+                <w:szCs w:val="18"/>
+              </w:rPr>
+              <w:t xml:space="preserve">Término</w:t>
+            </w:r>
+          </w:p>
+        </w:tc>
+        <w:tc>
+          <w:tcPr>
+            <w:tcW w:type="dxa" w:w="3160"/>
+            <w:tcMar>
+              <w:top w:type="dxa" w:w="80"/>
+              <w:left w:type="dxa" w:w="100"/>
+              <w:bottom w:type="dxa" w:w="80"/>
+              <w:right w:type="dxa" w:w="100"/>
+            </w:tcMar>
+            <w:vAlign w:val="top"/>
+          </w:tcPr>
+          <w:p>
+            <w:pPr>
+              <w:spacing w:after="0"/>
+            </w:pPr>
+            <w:r>
+              <w:rPr>
+                <w:sz w:val="20"/>
+                <w:szCs w:val="20"/>
+              </w:rPr>
+              <w:t xml:space="preserve">One of the two numbers in a ratio.</w:t>
+            </w:r>
+          </w:p>
+        </w:tc>
+        <w:tc>
+          <w:tcPr>
+            <w:tcW w:type="dxa" w:w="2200"/>
+            <w:tcMar>
+              <w:top w:type="dxa" w:w="80"/>
+              <w:left w:type="dxa" w:w="100"/>
+              <w:bottom w:type="dxa" w:w="80"/>
+              <w:right w:type="dxa" w:w="100"/>
+            </w:tcMar>
+            <w:vAlign w:val="top"/>
+          </w:tcPr>
+          <w:p>
+            <w:pPr>
+              <w:spacing w:after="40"/>
+            </w:pPr>
             <w:r>
               <w:rPr>
                 <w:i/>
@@ -1456,89 +1948,41 @@
                 <w:sz w:val="19"/>
                 <w:szCs w:val="19"/>
               </w:rPr>
-              <w:t xml:space="preserve">   Recta numérica doble</w:t>
-            </w:r>
-          </w:p>
+              <w:t xml:space="preserve">Not Term: write a counter-example that breaks the definition.</w:t>
+            </w:r>
+          </w:p>
+          <w:p>
+            <w:pPr>
+              <w:pBdr>
+                <w:bottom w:val="single" w:color="AFBECC" w:sz="6"/>
+              </w:pBdr>
+              <w:spacing w:after="30" w:before="150"/>
+            </w:pPr>
+            <w:r>
+              <w:t xml:space="preserve"/>
+            </w:r>
+          </w:p>
+        </w:tc>
+        <w:tc>
+          <w:tcPr>
+            <w:tcW w:type="dxa" w:w="2200"/>
+            <w:tcMar>
+              <w:top w:type="dxa" w:w="80"/>
+              <w:left w:type="dxa" w:w="100"/>
+              <w:bottom w:type="dxa" w:w="80"/>
+              <w:right w:type="dxa" w:w="100"/>
+            </w:tcMar>
+            <w:vAlign w:val="top"/>
+          </w:tcPr>
           <w:p>
             <w:pPr>
               <w:spacing w:after="40"/>
-            </w:pPr>
-            <w:r>
-              <w:rPr>
-                <w:sz w:val="21"/>
-                <w:szCs w:val="21"/>
-              </w:rPr>
-              <w:t xml:space="preserve">Two number lines lined up so matching tick marks show the two quantities in a ratio at the same time.</w:t>
-            </w:r>
-          </w:p>
-          <w:p>
-            <w:pPr>
-              <w:spacing w:after="0"/>
-            </w:pPr>
-            <w:r>
-              <w:rPr>
-                <w:b/>
-                <w:bCs/>
-                <w:color w:val="1FA6A2"/>
-                <w:sz w:val="18"/>
-                <w:szCs w:val="18"/>
-              </w:rPr>
-              <w:t xml:space="preserve">Example:  </w:t>
-            </w:r>
-            <w:r>
-              <w:rPr>
-                <w:i/>
-                <w:iCs/>
-                <w:color w:val="5F6F80"/>
-                <w:sz w:val="18"/>
-                <w:szCs w:val="18"/>
-              </w:rPr>
-              <w:t xml:space="preserve">Cups of apple juice 0, 3, 6, 12 above cups of fruit drink 0, 5, 10, 20.</w:t>
-            </w:r>
-          </w:p>
-        </w:tc>
-      </w:tr>
-    </w:tbl>
-    <w:tbl>
-      <w:tblPr>
-        <w:tblW w:type="pct" w:w="100%"/>
-        <w:tblBorders>
-          <w:top w:val="none" w:color="FFFFFF" w:sz="0"/>
-          <w:left w:val="none" w:color="FFFFFF" w:sz="0"/>
-          <w:bottom w:val="single" w:color="C7D2DD" w:sz="4"/>
-          <w:right w:val="none" w:color="FFFFFF" w:sz="0"/>
-          <w:insideH w:val="none" w:color="FFFFFF" w:sz="0"/>
-          <w:insideV w:val="none" w:color="FFFFFF" w:sz="0"/>
-        </w:tblBorders>
-      </w:tblPr>
-      <w:tblGrid>
-        <w:gridCol w:w="1800"/>
-        <w:gridCol w:w="7560"/>
-      </w:tblGrid>
-      <w:tr>
-        <w:trPr>
-          <w:cantSplit/>
-        </w:trPr>
-        <w:tc>
-          <w:tcPr>
-            <w:tcW w:type="dxa" w:w="1800"/>
-            <w:tcMar>
-              <w:top w:type="dxa" w:w="100"/>
-              <w:left w:type="dxa" w:w="40"/>
-              <w:bottom w:type="dxa" w:w="100"/>
-              <w:right w:type="dxa" w:w="120"/>
-            </w:tcMar>
-            <w:vAlign w:val="center"/>
-          </w:tcPr>
-          <w:p>
-            <w:pPr>
-              <w:spacing w:after="0"/>
               <w:jc w:val="center"/>
             </w:pPr>
             <w:r>
               <w:drawing>
                 <wp:inline distT="0" distB="0" distL="0" distR="0">
-                  <wp:extent cx="1047750" cy="790575"/>
+                  <wp:extent cx="876300" cy="657225"/>
                   <wp:effectExtent t="0" r="0" b="0" l="0"/>
                   <wp:docPr id="1" name="" descr="" title=""/>
                   <wp:cNvGraphicFramePr>
@@ -1563,7 +2007,7 @@
                         <pic:spPr bwMode="auto">
                           <a:xfrm>
                             <a:off x="0" y="0"/>
-                            <a:ext cx="1047750" cy="790575"/>
+                            <a:ext cx="876300" cy="657225"/>
                           </a:xfrm>
                           <a:prstGeom prst="rect">
                             <a:avLst/>
@@ -1576,32 +2020,108 @@
               </w:drawing>
             </w:r>
           </w:p>
-        </w:tc>
-        <w:tc>
-          <w:tcPr>
-            <w:tcW w:type="dxa" w:w="7560"/>
-            <w:tcMar>
-              <w:top w:type="dxa" w:w="100"/>
-              <w:left w:type="dxa" w:w="40"/>
-              <w:bottom w:type="dxa" w:w="100"/>
-              <w:right w:type="dxa" w:w="40"/>
-            </w:tcMar>
-            <w:vAlign w:val="center"/>
-          </w:tcPr>
-          <w:p>
-            <w:pPr>
-              <w:spacing w:after="50"/>
+          <w:p>
+            <w:pPr>
+              <w:spacing w:after="0"/>
+            </w:pPr>
+            <w:r>
+              <w:rPr>
+                <w:i/>
+                <w:iCs/>
+                <w:color w:val="5F6F80"/>
+                <w:sz w:val="18"/>
+                <w:szCs w:val="18"/>
+              </w:rPr>
+              <w:t xml:space="preserve">In 3 : 5, the terms are 3 and 5.</w:t>
+            </w:r>
+          </w:p>
+        </w:tc>
+      </w:tr>
+      <w:tr>
+        <w:trPr>
+          <w:cantSplit/>
+        </w:trPr>
+        <w:tc>
+          <w:tcPr>
+            <w:tcW w:type="dxa" w:w="1800"/>
+            <w:tcMar>
+              <w:top w:type="dxa" w:w="80"/>
+              <w:left w:type="dxa" w:w="100"/>
+              <w:bottom w:type="dxa" w:w="80"/>
+              <w:right w:type="dxa" w:w="100"/>
+            </w:tcMar>
+            <w:vAlign w:val="top"/>
+          </w:tcPr>
+          <w:p>
+            <w:pPr>
+              <w:spacing w:after="30"/>
             </w:pPr>
             <w:r>
               <w:rPr>
                 <w:b/>
                 <w:bCs/>
                 <w:color w:val="12355B"/>
-                <w:sz w:val="24"/>
-                <w:szCs w:val="24"/>
-              </w:rPr>
-              <w:t xml:space="preserve">Term</w:t>
-            </w:r>
+                <w:sz w:val="21"/>
+                <w:szCs w:val="21"/>
+              </w:rPr>
+              <w:t xml:space="preserve">Simplest form</w:t>
+            </w:r>
+          </w:p>
+          <w:p>
+            <w:pPr>
+              <w:spacing w:after="0"/>
+            </w:pPr>
+            <w:r>
+              <w:rPr>
+                <w:i/>
+                <w:iCs/>
+                <w:color w:val="5F6F80"/>
+                <w:sz w:val="18"/>
+                <w:szCs w:val="18"/>
+              </w:rPr>
+              <w:t xml:space="preserve">Forma más simple</w:t>
+            </w:r>
+          </w:p>
+        </w:tc>
+        <w:tc>
+          <w:tcPr>
+            <w:tcW w:type="dxa" w:w="3160"/>
+            <w:tcMar>
+              <w:top w:type="dxa" w:w="80"/>
+              <w:left w:type="dxa" w:w="100"/>
+              <w:bottom w:type="dxa" w:w="80"/>
+              <w:right w:type="dxa" w:w="100"/>
+            </w:tcMar>
+            <w:vAlign w:val="top"/>
+          </w:tcPr>
+          <w:p>
+            <w:pPr>
+              <w:spacing w:after="0"/>
+            </w:pPr>
+            <w:r>
+              <w:rPr>
+                <w:sz w:val="20"/>
+                <w:szCs w:val="20"/>
+              </w:rPr>
+              <w:t xml:space="preserve">A ratio whose terms have been divided by the largest number that divides both.</w:t>
+            </w:r>
+          </w:p>
+        </w:tc>
+        <w:tc>
+          <w:tcPr>
+            <w:tcW w:type="dxa" w:w="2200"/>
+            <w:tcMar>
+              <w:top w:type="dxa" w:w="80"/>
+              <w:left w:type="dxa" w:w="100"/>
+              <w:bottom w:type="dxa" w:w="80"/>
+              <w:right w:type="dxa" w:w="100"/>
+            </w:tcMar>
+            <w:vAlign w:val="top"/>
+          </w:tcPr>
+          <w:p>
+            <w:pPr>
+              <w:spacing w:after="40"/>
+            </w:pPr>
             <w:r>
               <w:rPr>
                 <w:i/>
@@ -1610,89 +2130,41 @@
                 <w:sz w:val="19"/>
                 <w:szCs w:val="19"/>
               </w:rPr>
-              <w:t xml:space="preserve">   Término</w:t>
-            </w:r>
-          </w:p>
+              <w:t xml:space="preserve">Not Simplest form: write a counter-example that breaks the definition.</w:t>
+            </w:r>
+          </w:p>
+          <w:p>
+            <w:pPr>
+              <w:pBdr>
+                <w:bottom w:val="single" w:color="AFBECC" w:sz="6"/>
+              </w:pBdr>
+              <w:spacing w:after="30" w:before="150"/>
+            </w:pPr>
+            <w:r>
+              <w:t xml:space="preserve"/>
+            </w:r>
+          </w:p>
+        </w:tc>
+        <w:tc>
+          <w:tcPr>
+            <w:tcW w:type="dxa" w:w="2200"/>
+            <w:tcMar>
+              <w:top w:type="dxa" w:w="80"/>
+              <w:left w:type="dxa" w:w="100"/>
+              <w:bottom w:type="dxa" w:w="80"/>
+              <w:right w:type="dxa" w:w="100"/>
+            </w:tcMar>
+            <w:vAlign w:val="top"/>
+          </w:tcPr>
           <w:p>
             <w:pPr>
               <w:spacing w:after="40"/>
-            </w:pPr>
-            <w:r>
-              <w:rPr>
-                <w:sz w:val="21"/>
-                <w:szCs w:val="21"/>
-              </w:rPr>
-              <w:t xml:space="preserve">One of the two numbers in a ratio.</w:t>
-            </w:r>
-          </w:p>
-          <w:p>
-            <w:pPr>
-              <w:spacing w:after="0"/>
-            </w:pPr>
-            <w:r>
-              <w:rPr>
-                <w:b/>
-                <w:bCs/>
-                <w:color w:val="1FA6A2"/>
-                <w:sz w:val="18"/>
-                <w:szCs w:val="18"/>
-              </w:rPr>
-              <w:t xml:space="preserve">Example:  </w:t>
-            </w:r>
-            <w:r>
-              <w:rPr>
-                <w:i/>
-                <w:iCs/>
-                <w:color w:val="5F6F80"/>
-                <w:sz w:val="18"/>
-                <w:szCs w:val="18"/>
-              </w:rPr>
-              <w:t xml:space="preserve">In 3 : 5, the terms are 3 and 5.</w:t>
-            </w:r>
-          </w:p>
-        </w:tc>
-      </w:tr>
-    </w:tbl>
-    <w:tbl>
-      <w:tblPr>
-        <w:tblW w:type="pct" w:w="100%"/>
-        <w:tblBorders>
-          <w:top w:val="none" w:color="FFFFFF" w:sz="0"/>
-          <w:left w:val="none" w:color="FFFFFF" w:sz="0"/>
-          <w:bottom w:val="single" w:color="C7D2DD" w:sz="4"/>
-          <w:right w:val="none" w:color="FFFFFF" w:sz="0"/>
-          <w:insideH w:val="none" w:color="FFFFFF" w:sz="0"/>
-          <w:insideV w:val="none" w:color="FFFFFF" w:sz="0"/>
-        </w:tblBorders>
-      </w:tblPr>
-      <w:tblGrid>
-        <w:gridCol w:w="1800"/>
-        <w:gridCol w:w="7560"/>
-      </w:tblGrid>
-      <w:tr>
-        <w:trPr>
-          <w:cantSplit/>
-        </w:trPr>
-        <w:tc>
-          <w:tcPr>
-            <w:tcW w:type="dxa" w:w="1800"/>
-            <w:tcMar>
-              <w:top w:type="dxa" w:w="100"/>
-              <w:left w:type="dxa" w:w="40"/>
-              <w:bottom w:type="dxa" w:w="100"/>
-              <w:right w:type="dxa" w:w="120"/>
-            </w:tcMar>
-            <w:vAlign w:val="center"/>
-          </w:tcPr>
-          <w:p>
-            <w:pPr>
-              <w:spacing w:after="0"/>
               <w:jc w:val="center"/>
             </w:pPr>
             <w:r>
               <w:drawing>
                 <wp:inline distT="0" distB="0" distL="0" distR="0">
-                  <wp:extent cx="1047750" cy="790575"/>
+                  <wp:extent cx="876300" cy="657225"/>
                   <wp:effectExtent t="0" r="0" b="0" l="0"/>
                   <wp:docPr id="1" name="" descr="" title=""/>
                   <wp:cNvGraphicFramePr>
@@ -1717,7 +2189,7 @@
                         <pic:spPr bwMode="auto">
                           <a:xfrm>
                             <a:off x="0" y="0"/>
-                            <a:ext cx="1047750" cy="790575"/>
+                            <a:ext cx="876300" cy="657225"/>
                           </a:xfrm>
                           <a:prstGeom prst="rect">
                             <a:avLst/>
@@ -1730,32 +2202,108 @@
               </w:drawing>
             </w:r>
           </w:p>
-        </w:tc>
-        <w:tc>
-          <w:tcPr>
-            <w:tcW w:type="dxa" w:w="7560"/>
-            <w:tcMar>
-              <w:top w:type="dxa" w:w="100"/>
-              <w:left w:type="dxa" w:w="40"/>
-              <w:bottom w:type="dxa" w:w="100"/>
-              <w:right w:type="dxa" w:w="40"/>
-            </w:tcMar>
-            <w:vAlign w:val="center"/>
-          </w:tcPr>
-          <w:p>
-            <w:pPr>
-              <w:spacing w:after="50"/>
+          <w:p>
+            <w:pPr>
+              <w:spacing w:after="0"/>
+            </w:pPr>
+            <w:r>
+              <w:rPr>
+                <w:i/>
+                <w:iCs/>
+                <w:color w:val="5F6F80"/>
+                <w:sz w:val="18"/>
+                <w:szCs w:val="18"/>
+              </w:rPr>
+              <w:t xml:space="preserve">6 : 9 → 2 : 3</w:t>
+            </w:r>
+          </w:p>
+        </w:tc>
+      </w:tr>
+      <w:tr>
+        <w:trPr>
+          <w:cantSplit/>
+        </w:trPr>
+        <w:tc>
+          <w:tcPr>
+            <w:tcW w:type="dxa" w:w="1800"/>
+            <w:tcMar>
+              <w:top w:type="dxa" w:w="80"/>
+              <w:left w:type="dxa" w:w="100"/>
+              <w:bottom w:type="dxa" w:w="80"/>
+              <w:right w:type="dxa" w:w="100"/>
+            </w:tcMar>
+            <w:vAlign w:val="top"/>
+          </w:tcPr>
+          <w:p>
+            <w:pPr>
+              <w:spacing w:after="30"/>
             </w:pPr>
             <w:r>
               <w:rPr>
                 <w:b/>
                 <w:bCs/>
                 <w:color w:val="12355B"/>
-                <w:sz w:val="24"/>
-                <w:szCs w:val="24"/>
-              </w:rPr>
-              <w:t xml:space="preserve">Simplest form</w:t>
-            </w:r>
+                <w:sz w:val="21"/>
+                <w:szCs w:val="21"/>
+              </w:rPr>
+              <w:t xml:space="preserve">Total parts</w:t>
+            </w:r>
+          </w:p>
+          <w:p>
+            <w:pPr>
+              <w:spacing w:after="0"/>
+            </w:pPr>
+            <w:r>
+              <w:rPr>
+                <w:i/>
+                <w:iCs/>
+                <w:color w:val="5F6F80"/>
+                <w:sz w:val="18"/>
+                <w:szCs w:val="18"/>
+              </w:rPr>
+              <w:t xml:space="preserve">Partes totales</w:t>
+            </w:r>
+          </w:p>
+        </w:tc>
+        <w:tc>
+          <w:tcPr>
+            <w:tcW w:type="dxa" w:w="3160"/>
+            <w:tcMar>
+              <w:top w:type="dxa" w:w="80"/>
+              <w:left w:type="dxa" w:w="100"/>
+              <w:bottom w:type="dxa" w:w="80"/>
+              <w:right w:type="dxa" w:w="100"/>
+            </w:tcMar>
+            <w:vAlign w:val="top"/>
+          </w:tcPr>
+          <w:p>
+            <w:pPr>
+              <w:spacing w:after="0"/>
+            </w:pPr>
+            <w:r>
+              <w:rPr>
+                <w:sz w:val="20"/>
+                <w:szCs w:val="20"/>
+              </w:rPr>
+              <w:t xml:space="preserve">The two terms of a ratio added together.</w:t>
+            </w:r>
+          </w:p>
+        </w:tc>
+        <w:tc>
+          <w:tcPr>
+            <w:tcW w:type="dxa" w:w="2200"/>
+            <w:tcMar>
+              <w:top w:type="dxa" w:w="80"/>
+              <w:left w:type="dxa" w:w="100"/>
+              <w:bottom w:type="dxa" w:w="80"/>
+              <w:right w:type="dxa" w:w="100"/>
+            </w:tcMar>
+            <w:vAlign w:val="top"/>
+          </w:tcPr>
+          <w:p>
+            <w:pPr>
+              <w:spacing w:after="40"/>
+            </w:pPr>
             <w:r>
               <w:rPr>
                 <w:i/>
@@ -1764,89 +2312,41 @@
                 <w:sz w:val="19"/>
                 <w:szCs w:val="19"/>
               </w:rPr>
-              <w:t xml:space="preserve">   Forma más simple</w:t>
-            </w:r>
-          </w:p>
+              <w:t xml:space="preserve">Not Total parts: write a counter-example that breaks the definition.</w:t>
+            </w:r>
+          </w:p>
+          <w:p>
+            <w:pPr>
+              <w:pBdr>
+                <w:bottom w:val="single" w:color="AFBECC" w:sz="6"/>
+              </w:pBdr>
+              <w:spacing w:after="30" w:before="150"/>
+            </w:pPr>
+            <w:r>
+              <w:t xml:space="preserve"/>
+            </w:r>
+          </w:p>
+        </w:tc>
+        <w:tc>
+          <w:tcPr>
+            <w:tcW w:type="dxa" w:w="2200"/>
+            <w:tcMar>
+              <w:top w:type="dxa" w:w="80"/>
+              <w:left w:type="dxa" w:w="100"/>
+              <w:bottom w:type="dxa" w:w="80"/>
+              <w:right w:type="dxa" w:w="100"/>
+            </w:tcMar>
+            <w:vAlign w:val="top"/>
+          </w:tcPr>
           <w:p>
             <w:pPr>
               <w:spacing w:after="40"/>
-            </w:pPr>
-            <w:r>
-              <w:rPr>
-                <w:sz w:val="21"/>
-                <w:szCs w:val="21"/>
-              </w:rPr>
-              <w:t xml:space="preserve">A ratio whose terms have been divided by the largest number that divides both.</w:t>
-            </w:r>
-          </w:p>
-          <w:p>
-            <w:pPr>
-              <w:spacing w:after="0"/>
-            </w:pPr>
-            <w:r>
-              <w:rPr>
-                <w:b/>
-                <w:bCs/>
-                <w:color w:val="1FA6A2"/>
-                <w:sz w:val="18"/>
-                <w:szCs w:val="18"/>
-              </w:rPr>
-              <w:t xml:space="preserve">Example:  </w:t>
-            </w:r>
-            <w:r>
-              <w:rPr>
-                <w:i/>
-                <w:iCs/>
-                <w:color w:val="5F6F80"/>
-                <w:sz w:val="18"/>
-                <w:szCs w:val="18"/>
-              </w:rPr>
-              <w:t xml:space="preserve">6 : 9 → 2 : 3</w:t>
-            </w:r>
-          </w:p>
-        </w:tc>
-      </w:tr>
-    </w:tbl>
-    <w:tbl>
-      <w:tblPr>
-        <w:tblW w:type="pct" w:w="100%"/>
-        <w:tblBorders>
-          <w:top w:val="none" w:color="FFFFFF" w:sz="0"/>
-          <w:left w:val="none" w:color="FFFFFF" w:sz="0"/>
-          <w:bottom w:val="single" w:color="C7D2DD" w:sz="4"/>
-          <w:right w:val="none" w:color="FFFFFF" w:sz="0"/>
-          <w:insideH w:val="none" w:color="FFFFFF" w:sz="0"/>
-          <w:insideV w:val="none" w:color="FFFFFF" w:sz="0"/>
-        </w:tblBorders>
-      </w:tblPr>
-      <w:tblGrid>
-        <w:gridCol w:w="1800"/>
-        <w:gridCol w:w="7560"/>
-      </w:tblGrid>
-      <w:tr>
-        <w:trPr>
-          <w:cantSplit/>
-        </w:trPr>
-        <w:tc>
-          <w:tcPr>
-            <w:tcW w:type="dxa" w:w="1800"/>
-            <w:tcMar>
-              <w:top w:type="dxa" w:w="100"/>
-              <w:left w:type="dxa" w:w="40"/>
-              <w:bottom w:type="dxa" w:w="100"/>
-              <w:right w:type="dxa" w:w="120"/>
-            </w:tcMar>
-            <w:vAlign w:val="center"/>
-          </w:tcPr>
-          <w:p>
-            <w:pPr>
-              <w:spacing w:after="0"/>
               <w:jc w:val="center"/>
             </w:pPr>
             <w:r>
               <w:drawing>
                 <wp:inline distT="0" distB="0" distL="0" distR="0">
-                  <wp:extent cx="1047750" cy="790575"/>
+                  <wp:extent cx="876300" cy="657225"/>
                   <wp:effectExtent t="0" r="0" b="0" l="0"/>
                   <wp:docPr id="1" name="" descr="" title=""/>
                   <wp:cNvGraphicFramePr>
@@ -1871,7 +2371,7 @@
                         <pic:spPr bwMode="auto">
                           <a:xfrm>
                             <a:off x="0" y="0"/>
-                            <a:ext cx="1047750" cy="790575"/>
+                            <a:ext cx="876300" cy="657225"/>
                           </a:xfrm>
                           <a:prstGeom prst="rect">
                             <a:avLst/>
@@ -1884,69 +2384,10 @@
               </w:drawing>
             </w:r>
           </w:p>
-        </w:tc>
-        <w:tc>
-          <w:tcPr>
-            <w:tcW w:type="dxa" w:w="7560"/>
-            <w:tcMar>
-              <w:top w:type="dxa" w:w="100"/>
-              <w:left w:type="dxa" w:w="40"/>
-              <w:bottom w:type="dxa" w:w="100"/>
-              <w:right w:type="dxa" w:w="40"/>
-            </w:tcMar>
-            <w:vAlign w:val="center"/>
-          </w:tcPr>
-          <w:p>
-            <w:pPr>
-              <w:spacing w:after="50"/>
-            </w:pPr>
-            <w:r>
-              <w:rPr>
-                <w:b/>
-                <w:bCs/>
-                <w:color w:val="12355B"/>
-                <w:sz w:val="24"/>
-                <w:szCs w:val="24"/>
-              </w:rPr>
-              <w:t xml:space="preserve">Total parts</w:t>
-            </w:r>
-            <w:r>
-              <w:rPr>
-                <w:i/>
-                <w:iCs/>
-                <w:color w:val="5F6F80"/>
-                <w:sz w:val="19"/>
-                <w:szCs w:val="19"/>
-              </w:rPr>
-              <w:t xml:space="preserve">   Partes totales</w:t>
-            </w:r>
-          </w:p>
-          <w:p>
-            <w:pPr>
-              <w:spacing w:after="40"/>
-            </w:pPr>
-            <w:r>
-              <w:rPr>
-                <w:sz w:val="21"/>
-                <w:szCs w:val="21"/>
-              </w:rPr>
-              <w:t xml:space="preserve">The two terms of a ratio added together.</w:t>
-            </w:r>
-          </w:p>
           <w:p>
             <w:pPr>
               <w:spacing w:after="0"/>
             </w:pPr>
-            <w:r>
-              <w:rPr>
-                <w:b/>
-                <w:bCs/>
-                <w:color w:val="1FA6A2"/>
-                <w:sz w:val="18"/>
-                <w:szCs w:val="18"/>
-              </w:rPr>
-              <w:t xml:space="preserve">Example:  </w:t>
-            </w:r>
             <w:r>
               <w:rPr>
                 <w:i/>
@@ -4433,7 +4874,7 @@
           <w:sz w:val="19"/>
           <w:szCs w:val="19"/>
         </w:rPr>
-        <w:t xml:space="preserve">   You Do — show your work</w:t>
+        <w:t xml:space="preserve">   You Do — show your work and reasoning</w:t>
       </w:r>
     </w:p>
     <w:p>
@@ -4448,7 +4889,7 @@
           <w:sz w:val="19"/>
           <w:szCs w:val="19"/>
         </w:rPr>
-        <w:t xml:space="preserve">Solve each problem. Show your thinking in the work box.</w:t>
+        <w:t xml:space="preserve">Solve each problem in the middle column and explain your reasoning using the sentence starters on the right.</w:t>
       </w:r>
     </w:p>
     <w:p>
@@ -4477,120 +4918,219 @@
         <w:t xml:space="preserve">   extra scaffolding</w:t>
       </w:r>
     </w:p>
-    <w:p>
-      <w:pPr>
-        <w:keepNext/>
-        <w:spacing w:after="60" w:before="160"/>
-      </w:pPr>
-      <w:r>
-        <w:rPr>
-          <w:b/>
-          <w:bCs/>
-          <w:color w:val="12355B"/>
-          <w:sz w:val="22"/>
-          <w:szCs w:val="22"/>
-        </w:rPr>
-        <w:t xml:space="preserve">1.  </w:t>
-      </w:r>
-      <w:r>
-        <w:rPr>
-          <w:b/>
-          <w:bCs/>
-          <w:sz w:val="21"/>
-          <w:szCs w:val="21"/>
-        </w:rPr>
-        <w:t xml:space="preserve">In a class of 30 students, 18 are girls. What is the part-to-part ratio of boys to girls?</w:t>
-      </w:r>
-    </w:p>
-    <w:p>
-      <w:pPr>
-        <w:spacing w:after="40"/>
-        <w:ind w:left="420"/>
-      </w:pPr>
-      <w:r>
-        <w:rPr>
-          <w:sz w:val="20"/>
-          <w:szCs w:val="20"/>
-        </w:rPr>
-        <w:t xml:space="preserve">A)  12:18</w:t>
-      </w:r>
-    </w:p>
-    <w:p>
-      <w:pPr>
-        <w:spacing w:after="40"/>
-        <w:ind w:left="420"/>
-      </w:pPr>
-      <w:r>
-        <w:rPr>
-          <w:sz w:val="20"/>
-          <w:szCs w:val="20"/>
-        </w:rPr>
-        <w:t xml:space="preserve">B)  12:30</w:t>
-      </w:r>
-    </w:p>
-    <w:p>
-      <w:pPr>
-        <w:spacing w:after="40"/>
-        <w:ind w:left="420"/>
-      </w:pPr>
-      <w:r>
-        <w:rPr>
-          <w:sz w:val="20"/>
-          <w:szCs w:val="20"/>
-        </w:rPr>
-        <w:t xml:space="preserve">C)  18:12</w:t>
-      </w:r>
-    </w:p>
-    <w:p>
-      <w:pPr>
-        <w:spacing w:after="40"/>
-        <w:ind w:left="420"/>
-      </w:pPr>
-      <w:r>
-        <w:rPr>
-          <w:sz w:val="20"/>
-          <w:szCs w:val="20"/>
-        </w:rPr>
-        <w:t xml:space="preserve">D)  18:30</w:t>
-      </w:r>
-    </w:p>
-    <w:p>
-      <w:pPr>
-        <w:spacing w:after="20"/>
-      </w:pPr>
-      <w:r>
-        <w:t xml:space="preserve"/>
-      </w:r>
-    </w:p>
     <w:tbl>
       <w:tblPr>
-        <w:tblW w:type="pct" w:w="100%"/>
+        <w:tblW w:type="dxa" w:w="9360"/>
         <w:tblBorders>
           <w:top w:val="single" w:color="C7D2DD" w:sz="6"/>
           <w:left w:val="single" w:color="C7D2DD" w:sz="6"/>
           <w:bottom w:val="single" w:color="C7D2DD" w:sz="6"/>
           <w:right w:val="single" w:color="C7D2DD" w:sz="6"/>
-          <w:insideH w:val="single" w:color="auto" w:sz="4"/>
-          <w:insideV w:val="single" w:color="auto" w:sz="4"/>
+          <w:insideH w:val="single" w:color="C7D2DD" w:sz="6"/>
+          <w:insideV w:val="single" w:color="C7D2DD" w:sz="6"/>
         </w:tblBorders>
       </w:tblPr>
       <w:tblGrid>
-        <w:gridCol w:w="100"/>
+        <w:gridCol w:w="2800"/>
+        <w:gridCol w:w="3560"/>
+        <w:gridCol w:w="3000"/>
       </w:tblGrid>
       <w:tr>
-        <w:tc>
-          <w:tcPr>
+        <w:trPr>
+          <w:cantSplit/>
+          <w:tblHeader/>
+        </w:trPr>
+        <w:tc>
+          <w:tcPr>
+            <w:tcW w:type="dxa" w:w="2800"/>
+            <w:shd w:fill="EEF4F8" w:color="auto" w:val="clear"/>
+            <w:tcMar>
+              <w:top w:type="dxa" w:w="60"/>
+              <w:left w:type="dxa" w:w="100"/>
+              <w:bottom w:type="dxa" w:w="60"/>
+              <w:right w:type="dxa" w:w="100"/>
+            </w:tcMar>
+          </w:tcPr>
+          <w:p>
+            <w:pPr>
+              <w:spacing w:after="0"/>
+            </w:pPr>
+            <w:r>
+              <w:rPr>
+                <w:b/>
+                <w:bCs/>
+                <w:color w:val="12355B"/>
+                <w:sz w:val="16"/>
+                <w:szCs w:val="16"/>
+              </w:rPr>
+              <w:t xml:space="preserve">CORE PROBLEM / GIVEN REPRESENTATION</w:t>
+            </w:r>
+          </w:p>
+        </w:tc>
+        <w:tc>
+          <w:tcPr>
+            <w:tcW w:type="dxa" w:w="3560"/>
+            <w:shd w:fill="EEF4F8" w:color="auto" w:val="clear"/>
+            <w:tcMar>
+              <w:top w:type="dxa" w:w="60"/>
+              <w:left w:type="dxa" w:w="100"/>
+              <w:bottom w:type="dxa" w:w="60"/>
+              <w:right w:type="dxa" w:w="100"/>
+            </w:tcMar>
+          </w:tcPr>
+          <w:p>
+            <w:pPr>
+              <w:spacing w:after="0"/>
+            </w:pPr>
+            <w:r>
+              <w:rPr>
+                <w:b/>
+                <w:bCs/>
+                <w:color w:val="12355B"/>
+                <w:sz w:val="16"/>
+                <w:szCs w:val="16"/>
+              </w:rPr>
+              <w:t xml:space="preserve">WORKING SPACE / CALCULATION STEPS</w:t>
+            </w:r>
+          </w:p>
+        </w:tc>
+        <w:tc>
+          <w:tcPr>
+            <w:tcW w:type="dxa" w:w="3000"/>
             <w:shd w:fill="FBF3E2" w:color="auto" w:val="clear"/>
             <w:tcMar>
               <w:top w:type="dxa" w:w="60"/>
-              <w:left w:type="dxa" w:w="120"/>
+              <w:left w:type="dxa" w:w="100"/>
               <w:bottom w:type="dxa" w:w="60"/>
-              <w:right w:type="dxa" w:w="120"/>
-            </w:tcMar>
-          </w:tcPr>
-          <w:p>
-            <w:pPr>
-              <w:spacing w:after="0" w:line="320"/>
+              <w:right w:type="dxa" w:w="100"/>
+            </w:tcMar>
+          </w:tcPr>
+          <w:p>
+            <w:pPr>
+              <w:spacing w:after="0"/>
+            </w:pPr>
+            <w:r>
+              <w:rPr>
+                <w:b/>
+                <w:bCs/>
+                <w:color w:val="B97A12"/>
+                <w:sz w:val="16"/>
+                <w:szCs w:val="16"/>
+              </w:rPr>
+              <w:t xml:space="preserve">EXPLAIN YOUR REASONING</w:t>
+            </w:r>
+          </w:p>
+        </w:tc>
+      </w:tr>
+      <w:tr>
+        <w:trPr>
+          <w:cantSplit/>
+        </w:trPr>
+        <w:tc>
+          <w:tcPr>
+            <w:tcW w:type="dxa" w:w="2800"/>
+            <w:tcMar>
+              <w:top w:type="dxa" w:w="80"/>
+              <w:left w:type="dxa" w:w="100"/>
+              <w:bottom w:type="dxa" w:w="80"/>
+              <w:right w:type="dxa" w:w="100"/>
+            </w:tcMar>
+            <w:vAlign w:val="top"/>
+          </w:tcPr>
+          <w:p>
+            <w:pPr>
+              <w:spacing w:after="60"/>
+            </w:pPr>
+            <w:r>
+              <w:rPr>
+                <w:b/>
+                <w:bCs/>
+                <w:color w:val="12355B"/>
+                <w:sz w:val="21"/>
+                <w:szCs w:val="21"/>
+              </w:rPr>
+              <w:t xml:space="preserve">1.  </w:t>
+            </w:r>
+            <w:r>
+              <w:rPr>
+                <w:b/>
+                <w:bCs/>
+                <w:sz w:val="20"/>
+                <w:szCs w:val="20"/>
+              </w:rPr>
+              <w:t xml:space="preserve">In a class of 30 students, 18 are girls. What is the part-to-part ratio of boys to girls?</w:t>
+            </w:r>
+          </w:p>
+          <w:p>
+            <w:pPr>
+              <w:spacing w:after="30"/>
+              <w:ind w:left="180"/>
+            </w:pPr>
+            <w:r>
+              <w:rPr>
+                <w:sz w:val="19"/>
+                <w:szCs w:val="19"/>
+              </w:rPr>
+              <w:t xml:space="preserve">A)  12:18</w:t>
+            </w:r>
+          </w:p>
+          <w:p>
+            <w:pPr>
+              <w:spacing w:after="30"/>
+              <w:ind w:left="180"/>
+            </w:pPr>
+            <w:r>
+              <w:rPr>
+                <w:sz w:val="19"/>
+                <w:szCs w:val="19"/>
+              </w:rPr>
+              <w:t xml:space="preserve">B)  12:30</w:t>
+            </w:r>
+          </w:p>
+          <w:p>
+            <w:pPr>
+              <w:spacing w:after="30"/>
+              <w:ind w:left="180"/>
+            </w:pPr>
+            <w:r>
+              <w:rPr>
+                <w:sz w:val="19"/>
+                <w:szCs w:val="19"/>
+              </w:rPr>
+              <w:t xml:space="preserve">C)  18:12</w:t>
+            </w:r>
+          </w:p>
+          <w:p>
+            <w:pPr>
+              <w:spacing w:after="30"/>
+              <w:ind w:left="180"/>
+            </w:pPr>
+            <w:r>
+              <w:rPr>
+                <w:sz w:val="19"/>
+                <w:szCs w:val="19"/>
+              </w:rPr>
+              <w:t xml:space="preserve">D)  18:30</w:t>
+            </w:r>
+          </w:p>
+        </w:tc>
+        <w:tc>
+          <w:tcPr>
+            <w:tcW w:type="dxa" w:w="3560"/>
+            <w:tcMar>
+              <w:top w:type="dxa" w:w="80"/>
+              <w:left w:type="dxa" w:w="100"/>
+              <w:bottom w:type="dxa" w:w="80"/>
+              <w:right w:type="dxa" w:w="100"/>
+            </w:tcMar>
+            <w:vAlign w:val="top"/>
+          </w:tcPr>
+          <w:p>
+            <w:pPr>
+              <w:pBdr>
+                <w:bottom w:val="single" w:color="AFBECC" w:sz="6"/>
+              </w:pBdr>
+              <w:spacing w:after="30" w:before="150"/>
             </w:pPr>
             <w:r>
               <w:t xml:space="preserve"/>
@@ -4598,7 +5138,147 @@
           </w:p>
           <w:p>
             <w:pPr>
-              <w:spacing w:after="0" w:line="320"/>
+              <w:pBdr>
+                <w:bottom w:val="single" w:color="AFBECC" w:sz="6"/>
+              </w:pBdr>
+              <w:spacing w:after="30" w:before="150"/>
+            </w:pPr>
+            <w:r>
+              <w:t xml:space="preserve"/>
+            </w:r>
+          </w:p>
+          <w:p>
+            <w:pPr>
+              <w:pBdr>
+                <w:bottom w:val="single" w:color="AFBECC" w:sz="6"/>
+              </w:pBdr>
+              <w:spacing w:after="30" w:before="150"/>
+            </w:pPr>
+            <w:r>
+              <w:t xml:space="preserve"/>
+            </w:r>
+          </w:p>
+          <w:p>
+            <w:pPr>
+              <w:pBdr>
+                <w:bottom w:val="single" w:color="AFBECC" w:sz="6"/>
+              </w:pBdr>
+              <w:spacing w:after="30" w:before="150"/>
+            </w:pPr>
+            <w:r>
+              <w:t xml:space="preserve"/>
+            </w:r>
+          </w:p>
+        </w:tc>
+        <w:tc>
+          <w:tcPr>
+            <w:tcW w:type="dxa" w:w="3000"/>
+            <w:shd w:fill="FBF3E2" w:color="auto" w:val="clear"/>
+            <w:tcMar>
+              <w:top w:type="dxa" w:w="80"/>
+              <w:left w:type="dxa" w:w="100"/>
+              <w:bottom w:type="dxa" w:w="80"/>
+              <w:right w:type="dxa" w:w="100"/>
+            </w:tcMar>
+            <w:vAlign w:val="top"/>
+          </w:tcPr>
+          <w:p>
+            <w:pPr>
+              <w:spacing w:after="40"/>
+            </w:pPr>
+            <w:r>
+              <w:rPr>
+                <w:b/>
+                <w:bCs/>
+                <w:color w:val="12355B"/>
+                <w:sz w:val="19"/>
+                <w:szCs w:val="19"/>
+              </w:rPr>
+              <w:t xml:space="preserve">Because... </w:t>
+            </w:r>
+            <w:r>
+              <w:rPr>
+                <w:color w:val="AFBECC"/>
+                <w:sz w:val="19"/>
+                <w:szCs w:val="19"/>
+              </w:rPr>
+              <w:t xml:space="preserve">________________</w:t>
+            </w:r>
+          </w:p>
+          <w:p>
+            <w:pPr>
+              <w:pBdr>
+                <w:bottom w:val="single" w:color="AFBECC" w:sz="6"/>
+              </w:pBdr>
+              <w:spacing w:after="30" w:before="150"/>
+            </w:pPr>
+            <w:r>
+              <w:t xml:space="preserve"/>
+            </w:r>
+          </w:p>
+          <w:p>
+            <w:pPr>
+              <w:spacing w:after="40" w:before="80"/>
+            </w:pPr>
+            <w:r>
+              <w:rPr>
+                <w:b/>
+                <w:bCs/>
+                <w:color w:val="6B4FA0"/>
+                <w:sz w:val="19"/>
+                <w:szCs w:val="19"/>
+              </w:rPr>
+              <w:t xml:space="preserve">Although... </w:t>
+            </w:r>
+            <w:r>
+              <w:rPr>
+                <w:color w:val="AFBECC"/>
+                <w:sz w:val="19"/>
+                <w:szCs w:val="19"/>
+              </w:rPr>
+              <w:t xml:space="preserve">_______________</w:t>
+            </w:r>
+          </w:p>
+          <w:p>
+            <w:pPr>
+              <w:pBdr>
+                <w:bottom w:val="single" w:color="AFBECC" w:sz="6"/>
+              </w:pBdr>
+              <w:spacing w:after="30" w:before="150"/>
+            </w:pPr>
+            <w:r>
+              <w:t xml:space="preserve"/>
+            </w:r>
+          </w:p>
+          <w:p>
+            <w:pPr>
+              <w:spacing w:after="40" w:before="80"/>
+            </w:pPr>
+            <w:r>
+              <w:rPr>
+                <w:b/>
+                <w:bCs/>
+                <w:color w:val="1FA6A2"/>
+                <w:sz w:val="19"/>
+                <w:szCs w:val="19"/>
+              </w:rPr>
+              <w:t xml:space="preserve">Therefore... </w:t>
+            </w:r>
+            <w:r>
+              <w:rPr>
+                <w:color w:val="AFBECC"/>
+                <w:sz w:val="19"/>
+                <w:szCs w:val="19"/>
+              </w:rPr>
+              <w:t xml:space="preserve">______________</w:t>
+            </w:r>
+          </w:p>
+          <w:p>
+            <w:pPr>
+              <w:pBdr>
+                <w:bottom w:val="single" w:color="AFBECC" w:sz="6"/>
+              </w:pBdr>
+              <w:spacing w:after="30" w:before="150"/>
             </w:pPr>
             <w:r>
               <w:t xml:space="preserve"/>
@@ -4609,84 +5289,7 @@
     </w:tbl>
     <w:p>
       <w:pPr>
-        <w:keepNext/>
-        <w:spacing w:after="60" w:before="160"/>
-      </w:pPr>
-      <w:r>
-        <w:rPr>
-          <w:b/>
-          <w:bCs/>
-          <w:color w:val="12355B"/>
-          <w:sz w:val="22"/>
-          <w:szCs w:val="22"/>
-        </w:rPr>
-        <w:t xml:space="preserve">2.  </w:t>
-      </w:r>
-      <w:r>
-        <w:rPr>
-          <w:b/>
-          <w:bCs/>
-          <w:sz w:val="21"/>
-          <w:szCs w:val="21"/>
-        </w:rPr>
-        <w:t xml:space="preserve">A pet store has 5 dogs and 9 cats. What is the ratio of dogs to cats?</w:t>
-      </w:r>
-    </w:p>
-    <w:p>
-      <w:pPr>
-        <w:spacing w:after="40"/>
-        <w:ind w:left="420"/>
-      </w:pPr>
-      <w:r>
-        <w:rPr>
-          <w:sz w:val="20"/>
-          <w:szCs w:val="20"/>
-        </w:rPr>
-        <w:t xml:space="preserve">A)  5:9</w:t>
-      </w:r>
-    </w:p>
-    <w:p>
-      <w:pPr>
-        <w:spacing w:after="40"/>
-        <w:ind w:left="420"/>
-      </w:pPr>
-      <w:r>
-        <w:rPr>
-          <w:sz w:val="20"/>
-          <w:szCs w:val="20"/>
-        </w:rPr>
-        <w:t xml:space="preserve">B)  5:14</w:t>
-      </w:r>
-    </w:p>
-    <w:p>
-      <w:pPr>
-        <w:spacing w:after="40"/>
-        <w:ind w:left="420"/>
-      </w:pPr>
-      <w:r>
-        <w:rPr>
-          <w:sz w:val="20"/>
-          <w:szCs w:val="20"/>
-        </w:rPr>
-        <w:t xml:space="preserve">C)  9:5</w:t>
-      </w:r>
-    </w:p>
-    <w:p>
-      <w:pPr>
-        <w:spacing w:after="40"/>
-        <w:ind w:left="420"/>
-      </w:pPr>
-      <w:r>
-        <w:rPr>
-          <w:sz w:val="20"/>
-          <w:szCs w:val="20"/>
-        </w:rPr>
-        <w:t xml:space="preserve">D)  14:5</w:t>
-      </w:r>
-    </w:p>
-    <w:p>
-      <w:pPr>
-        <w:spacing w:after="20"/>
+        <w:spacing w:after="80"/>
       </w:pPr>
       <w:r>
         <w:t xml:space="preserve"/>
@@ -4694,33 +5297,217 @@
     </w:p>
     <w:tbl>
       <w:tblPr>
-        <w:tblW w:type="pct" w:w="100%"/>
+        <w:tblW w:type="dxa" w:w="9360"/>
         <w:tblBorders>
           <w:top w:val="single" w:color="C7D2DD" w:sz="6"/>
           <w:left w:val="single" w:color="C7D2DD" w:sz="6"/>
           <w:bottom w:val="single" w:color="C7D2DD" w:sz="6"/>
           <w:right w:val="single" w:color="C7D2DD" w:sz="6"/>
-          <w:insideH w:val="single" w:color="auto" w:sz="4"/>
-          <w:insideV w:val="single" w:color="auto" w:sz="4"/>
+          <w:insideH w:val="single" w:color="C7D2DD" w:sz="6"/>
+          <w:insideV w:val="single" w:color="C7D2DD" w:sz="6"/>
         </w:tblBorders>
       </w:tblPr>
       <w:tblGrid>
-        <w:gridCol w:w="100"/>
+        <w:gridCol w:w="2800"/>
+        <w:gridCol w:w="3560"/>
+        <w:gridCol w:w="3000"/>
       </w:tblGrid>
       <w:tr>
-        <w:tc>
-          <w:tcPr>
+        <w:trPr>
+          <w:cantSplit/>
+          <w:tblHeader/>
+        </w:trPr>
+        <w:tc>
+          <w:tcPr>
+            <w:tcW w:type="dxa" w:w="2800"/>
+            <w:shd w:fill="EEF4F8" w:color="auto" w:val="clear"/>
+            <w:tcMar>
+              <w:top w:type="dxa" w:w="60"/>
+              <w:left w:type="dxa" w:w="100"/>
+              <w:bottom w:type="dxa" w:w="60"/>
+              <w:right w:type="dxa" w:w="100"/>
+            </w:tcMar>
+          </w:tcPr>
+          <w:p>
+            <w:pPr>
+              <w:spacing w:after="0"/>
+            </w:pPr>
+            <w:r>
+              <w:rPr>
+                <w:b/>
+                <w:bCs/>
+                <w:color w:val="12355B"/>
+                <w:sz w:val="16"/>
+                <w:szCs w:val="16"/>
+              </w:rPr>
+              <w:t xml:space="preserve">CORE PROBLEM / GIVEN REPRESENTATION</w:t>
+            </w:r>
+          </w:p>
+        </w:tc>
+        <w:tc>
+          <w:tcPr>
+            <w:tcW w:type="dxa" w:w="3560"/>
+            <w:shd w:fill="EEF4F8" w:color="auto" w:val="clear"/>
+            <w:tcMar>
+              <w:top w:type="dxa" w:w="60"/>
+              <w:left w:type="dxa" w:w="100"/>
+              <w:bottom w:type="dxa" w:w="60"/>
+              <w:right w:type="dxa" w:w="100"/>
+            </w:tcMar>
+          </w:tcPr>
+          <w:p>
+            <w:pPr>
+              <w:spacing w:after="0"/>
+            </w:pPr>
+            <w:r>
+              <w:rPr>
+                <w:b/>
+                <w:bCs/>
+                <w:color w:val="12355B"/>
+                <w:sz w:val="16"/>
+                <w:szCs w:val="16"/>
+              </w:rPr>
+              <w:t xml:space="preserve">WORKING SPACE / CALCULATION STEPS</w:t>
+            </w:r>
+          </w:p>
+        </w:tc>
+        <w:tc>
+          <w:tcPr>
+            <w:tcW w:type="dxa" w:w="3000"/>
             <w:shd w:fill="FBF3E2" w:color="auto" w:val="clear"/>
             <w:tcMar>
               <w:top w:type="dxa" w:w="60"/>
-              <w:left w:type="dxa" w:w="120"/>
+              <w:left w:type="dxa" w:w="100"/>
               <w:bottom w:type="dxa" w:w="60"/>
-              <w:right w:type="dxa" w:w="120"/>
-            </w:tcMar>
-          </w:tcPr>
-          <w:p>
-            <w:pPr>
-              <w:spacing w:after="0" w:line="320"/>
+              <w:right w:type="dxa" w:w="100"/>
+            </w:tcMar>
+          </w:tcPr>
+          <w:p>
+            <w:pPr>
+              <w:spacing w:after="0"/>
+            </w:pPr>
+            <w:r>
+              <w:rPr>
+                <w:b/>
+                <w:bCs/>
+                <w:color w:val="B97A12"/>
+                <w:sz w:val="16"/>
+                <w:szCs w:val="16"/>
+              </w:rPr>
+              <w:t xml:space="preserve">EXPLAIN YOUR REASONING</w:t>
+            </w:r>
+          </w:p>
+        </w:tc>
+      </w:tr>
+      <w:tr>
+        <w:trPr>
+          <w:cantSplit/>
+        </w:trPr>
+        <w:tc>
+          <w:tcPr>
+            <w:tcW w:type="dxa" w:w="2800"/>
+            <w:tcMar>
+              <w:top w:type="dxa" w:w="80"/>
+              <w:left w:type="dxa" w:w="100"/>
+              <w:bottom w:type="dxa" w:w="80"/>
+              <w:right w:type="dxa" w:w="100"/>
+            </w:tcMar>
+            <w:vAlign w:val="top"/>
+          </w:tcPr>
+          <w:p>
+            <w:pPr>
+              <w:spacing w:after="60"/>
+            </w:pPr>
+            <w:r>
+              <w:rPr>
+                <w:b/>
+                <w:bCs/>
+                <w:color w:val="12355B"/>
+                <w:sz w:val="21"/>
+                <w:szCs w:val="21"/>
+              </w:rPr>
+              <w:t xml:space="preserve">2.  </w:t>
+            </w:r>
+            <w:r>
+              <w:rPr>
+                <w:b/>
+                <w:bCs/>
+                <w:sz w:val="20"/>
+                <w:szCs w:val="20"/>
+              </w:rPr>
+              <w:t xml:space="preserve">A pet store has 5 dogs and 9 cats. What is the ratio of dogs to cats?</w:t>
+            </w:r>
+          </w:p>
+          <w:p>
+            <w:pPr>
+              <w:spacing w:after="30"/>
+              <w:ind w:left="180"/>
+            </w:pPr>
+            <w:r>
+              <w:rPr>
+                <w:sz w:val="19"/>
+                <w:szCs w:val="19"/>
+              </w:rPr>
+              <w:t xml:space="preserve">A)  5:9</w:t>
+            </w:r>
+          </w:p>
+          <w:p>
+            <w:pPr>
+              <w:spacing w:after="30"/>
+              <w:ind w:left="180"/>
+            </w:pPr>
+            <w:r>
+              <w:rPr>
+                <w:sz w:val="19"/>
+                <w:szCs w:val="19"/>
+              </w:rPr>
+              <w:t xml:space="preserve">B)  5:14</w:t>
+            </w:r>
+          </w:p>
+          <w:p>
+            <w:pPr>
+              <w:spacing w:after="30"/>
+              <w:ind w:left="180"/>
+            </w:pPr>
+            <w:r>
+              <w:rPr>
+                <w:sz w:val="19"/>
+                <w:szCs w:val="19"/>
+              </w:rPr>
+              <w:t xml:space="preserve">C)  9:5</w:t>
+            </w:r>
+          </w:p>
+          <w:p>
+            <w:pPr>
+              <w:spacing w:after="30"/>
+              <w:ind w:left="180"/>
+            </w:pPr>
+            <w:r>
+              <w:rPr>
+                <w:sz w:val="19"/>
+                <w:szCs w:val="19"/>
+              </w:rPr>
+              <w:t xml:space="preserve">D)  14:5</w:t>
+            </w:r>
+          </w:p>
+        </w:tc>
+        <w:tc>
+          <w:tcPr>
+            <w:tcW w:type="dxa" w:w="3560"/>
+            <w:tcMar>
+              <w:top w:type="dxa" w:w="80"/>
+              <w:left w:type="dxa" w:w="100"/>
+              <w:bottom w:type="dxa" w:w="80"/>
+              <w:right w:type="dxa" w:w="100"/>
+            </w:tcMar>
+            <w:vAlign w:val="top"/>
+          </w:tcPr>
+          <w:p>
+            <w:pPr>
+              <w:pBdr>
+                <w:bottom w:val="single" w:color="AFBECC" w:sz="6"/>
+              </w:pBdr>
+              <w:spacing w:after="30" w:before="150"/>
             </w:pPr>
             <w:r>
               <w:t xml:space="preserve"/>
@@ -4728,7 +5515,147 @@
           </w:p>
           <w:p>
             <w:pPr>
-              <w:spacing w:after="0" w:line="320"/>
+              <w:pBdr>
+                <w:bottom w:val="single" w:color="AFBECC" w:sz="6"/>
+              </w:pBdr>
+              <w:spacing w:after="30" w:before="150"/>
+            </w:pPr>
+            <w:r>
+              <w:t xml:space="preserve"/>
+            </w:r>
+          </w:p>
+          <w:p>
+            <w:pPr>
+              <w:pBdr>
+                <w:bottom w:val="single" w:color="AFBECC" w:sz="6"/>
+              </w:pBdr>
+              <w:spacing w:after="30" w:before="150"/>
+            </w:pPr>
+            <w:r>
+              <w:t xml:space="preserve"/>
+            </w:r>
+          </w:p>
+          <w:p>
+            <w:pPr>
+              <w:pBdr>
+                <w:bottom w:val="single" w:color="AFBECC" w:sz="6"/>
+              </w:pBdr>
+              <w:spacing w:after="30" w:before="150"/>
+            </w:pPr>
+            <w:r>
+              <w:t xml:space="preserve"/>
+            </w:r>
+          </w:p>
+        </w:tc>
+        <w:tc>
+          <w:tcPr>
+            <w:tcW w:type="dxa" w:w="3000"/>
+            <w:shd w:fill="FBF3E2" w:color="auto" w:val="clear"/>
+            <w:tcMar>
+              <w:top w:type="dxa" w:w="80"/>
+              <w:left w:type="dxa" w:w="100"/>
+              <w:bottom w:type="dxa" w:w="80"/>
+              <w:right w:type="dxa" w:w="100"/>
+            </w:tcMar>
+            <w:vAlign w:val="top"/>
+          </w:tcPr>
+          <w:p>
+            <w:pPr>
+              <w:spacing w:after="40"/>
+            </w:pPr>
+            <w:r>
+              <w:rPr>
+                <w:b/>
+                <w:bCs/>
+                <w:color w:val="12355B"/>
+                <w:sz w:val="19"/>
+                <w:szCs w:val="19"/>
+              </w:rPr>
+              <w:t xml:space="preserve">Because... </w:t>
+            </w:r>
+            <w:r>
+              <w:rPr>
+                <w:color w:val="AFBECC"/>
+                <w:sz w:val="19"/>
+                <w:szCs w:val="19"/>
+              </w:rPr>
+              <w:t xml:space="preserve">________________</w:t>
+            </w:r>
+          </w:p>
+          <w:p>
+            <w:pPr>
+              <w:pBdr>
+                <w:bottom w:val="single" w:color="AFBECC" w:sz="6"/>
+              </w:pBdr>
+              <w:spacing w:after="30" w:before="150"/>
+            </w:pPr>
+            <w:r>
+              <w:t xml:space="preserve"/>
+            </w:r>
+          </w:p>
+          <w:p>
+            <w:pPr>
+              <w:spacing w:after="40" w:before="80"/>
+            </w:pPr>
+            <w:r>
+              <w:rPr>
+                <w:b/>
+                <w:bCs/>
+                <w:color w:val="6B4FA0"/>
+                <w:sz w:val="19"/>
+                <w:szCs w:val="19"/>
+              </w:rPr>
+              <w:t xml:space="preserve">Although... </w:t>
+            </w:r>
+            <w:r>
+              <w:rPr>
+                <w:color w:val="AFBECC"/>
+                <w:sz w:val="19"/>
+                <w:szCs w:val="19"/>
+              </w:rPr>
+              <w:t xml:space="preserve">_______________</w:t>
+            </w:r>
+          </w:p>
+          <w:p>
+            <w:pPr>
+              <w:pBdr>
+                <w:bottom w:val="single" w:color="AFBECC" w:sz="6"/>
+              </w:pBdr>
+              <w:spacing w:after="30" w:before="150"/>
+            </w:pPr>
+            <w:r>
+              <w:t xml:space="preserve"/>
+            </w:r>
+          </w:p>
+          <w:p>
+            <w:pPr>
+              <w:spacing w:after="40" w:before="80"/>
+            </w:pPr>
+            <w:r>
+              <w:rPr>
+                <w:b/>
+                <w:bCs/>
+                <w:color w:val="1FA6A2"/>
+                <w:sz w:val="19"/>
+                <w:szCs w:val="19"/>
+              </w:rPr>
+              <w:t xml:space="preserve">Therefore... </w:t>
+            </w:r>
+            <w:r>
+              <w:rPr>
+                <w:color w:val="AFBECC"/>
+                <w:sz w:val="19"/>
+                <w:szCs w:val="19"/>
+              </w:rPr>
+              <w:t xml:space="preserve">______________</w:t>
+            </w:r>
+          </w:p>
+          <w:p>
+            <w:pPr>
+              <w:pBdr>
+                <w:bottom w:val="single" w:color="AFBECC" w:sz="6"/>
+              </w:pBdr>
+              <w:spacing w:after="30" w:before="150"/>
             </w:pPr>
             <w:r>
               <w:t xml:space="preserve"/>
@@ -4737,6 +5664,14 @@
         </w:tc>
       </w:tr>
     </w:tbl>
+    <w:p>
+      <w:pPr>
+        <w:spacing w:after="80"/>
+      </w:pPr>
+      <w:r>
+        <w:t xml:space="preserve"/>
+      </w:r>
+    </w:p>
     <w:p>
       <w:pPr>
         <w:pStyle w:val="Heading1"/>
@@ -4855,6 +5790,149 @@
         <w:t xml:space="preserve"/>
       </w:r>
     </w:p>
+    <w:p>
+      <w:pPr>
+        <w:spacing w:after="60"/>
+      </w:pPr>
+      <w:r>
+        <w:t xml:space="preserve"/>
+      </w:r>
+    </w:p>
+    <w:tbl>
+      <w:tblPr>
+        <w:tblW w:type="dxa" w:w="9360"/>
+        <w:tblBorders>
+          <w:top w:val="single" w:color="C7D2DD" w:sz="6"/>
+          <w:left w:val="single" w:color="C7D2DD" w:sz="6"/>
+          <w:bottom w:val="single" w:color="C7D2DD" w:sz="6"/>
+          <w:right w:val="single" w:color="C7D2DD" w:sz="6"/>
+          <w:insideH w:val="single" w:color="C7D2DD" w:sz="6"/>
+          <w:insideV w:val="single" w:color="C7D2DD" w:sz="6"/>
+        </w:tblBorders>
+      </w:tblPr>
+      <w:tblGrid>
+        <w:gridCol w:w="3120"/>
+        <w:gridCol w:w="3120"/>
+        <w:gridCol w:w="3120"/>
+      </w:tblGrid>
+      <w:tr>
+        <w:trPr>
+          <w:cantSplit/>
+          <w:tblHeader/>
+        </w:trPr>
+        <w:tc>
+          <w:tcPr>
+            <w:tcW w:type="dxa" w:w="9360"/>
+            <w:gridSpan w:val="3"/>
+            <w:shd w:fill="EEF4F8" w:color="auto" w:val="clear"/>
+            <w:tcMar>
+              <w:top w:type="dxa" w:w="60"/>
+              <w:left w:type="dxa" w:w="100"/>
+              <w:bottom w:type="dxa" w:w="60"/>
+              <w:right w:type="dxa" w:w="100"/>
+            </w:tcMar>
+          </w:tcPr>
+          <w:p>
+            <w:pPr>
+              <w:spacing w:after="0"/>
+            </w:pPr>
+            <w:r>
+              <w:rPr>
+                <w:b/>
+                <w:bCs/>
+                <w:color w:val="12355B"/>
+                <w:sz w:val="18"/>
+                <w:szCs w:val="18"/>
+              </w:rPr>
+              <w:t xml:space="preserve">EXIT CHECK · 3-POINT SELF-ASSESSMENT CHECKLIST</w:t>
+            </w:r>
+          </w:p>
+        </w:tc>
+      </w:tr>
+      <w:tr>
+        <w:trPr>
+          <w:cantSplit/>
+        </w:trPr>
+        <w:tc>
+          <w:tcPr>
+            <w:tcW w:type="dxa" w:w="3120"/>
+            <w:tcMar>
+              <w:top w:type="dxa" w:w="80"/>
+              <w:left w:type="dxa" w:w="100"/>
+              <w:bottom w:type="dxa" w:w="80"/>
+              <w:right w:type="dxa" w:w="100"/>
+            </w:tcMar>
+          </w:tcPr>
+          <w:p>
+            <w:pPr>
+              <w:spacing w:after="0"/>
+            </w:pPr>
+            <w:r>
+              <w:rPr>
+                <w:b/>
+                <w:bCs/>
+                <w:color w:val="1A2733"/>
+                <w:sz w:val="18"/>
+                <w:szCs w:val="18"/>
+              </w:rPr>
+              <w:t xml:space="preserve">☐ 1. Units &amp; Labels Verified</w:t>
+            </w:r>
+          </w:p>
+        </w:tc>
+        <w:tc>
+          <w:tcPr>
+            <w:tcW w:type="dxa" w:w="3120"/>
+            <w:tcMar>
+              <w:top w:type="dxa" w:w="80"/>
+              <w:left w:type="dxa" w:w="100"/>
+              <w:bottom w:type="dxa" w:w="80"/>
+              <w:right w:type="dxa" w:w="100"/>
+            </w:tcMar>
+          </w:tcPr>
+          <w:p>
+            <w:pPr>
+              <w:spacing w:after="0"/>
+            </w:pPr>
+            <w:r>
+              <w:rPr>
+                <w:b/>
+                <w:bCs/>
+                <w:color w:val="1A2733"/>
+                <w:sz w:val="18"/>
+                <w:szCs w:val="18"/>
+              </w:rPr>
+              <w:t xml:space="preserve">☐ 2. Reasoning Stated (Because / Although / Therefore)</w:t>
+            </w:r>
+          </w:p>
+        </w:tc>
+        <w:tc>
+          <w:tcPr>
+            <w:tcW w:type="dxa" w:w="3120"/>
+            <w:tcMar>
+              <w:top w:type="dxa" w:w="80"/>
+              <w:left w:type="dxa" w:w="100"/>
+              <w:bottom w:type="dxa" w:w="80"/>
+              <w:right w:type="dxa" w:w="100"/>
+            </w:tcMar>
+          </w:tcPr>
+          <w:p>
+            <w:pPr>
+              <w:spacing w:after="0"/>
+            </w:pPr>
+            <w:r>
+              <w:rPr>
+                <w:b/>
+                <w:bCs/>
+                <w:color w:val="1A2733"/>
+                <w:sz w:val="18"/>
+                <w:szCs w:val="18"/>
+              </w:rPr>
+              <w:t xml:space="preserve">☐ 3. Calculations Double-Checked</w:t>
+            </w:r>
+          </w:p>
+        </w:tc>
+      </w:tr>
+    </w:tbl>
     <w:sectPr>
       <w:headerReference w:type="default" r:id="rId7"/>
       <w:footerReference w:type="default" r:id="rId8"/>
